--- a/Project_Docs_D7/System_Overview_and_Architecture.docx
+++ b/Project_Docs_D7/System_Overview_and_Architecture.docx
@@ -2,15 +2,14 @@
 <file path=word/document.xml><?xml version="1.0" encoding="utf-8"?>
 <w:document xmlns:w="http://schemas.openxmlformats.org/wordprocessingml/2006/main" xmlns:m="http://schemas.openxmlformats.org/officeDocument/2006/math" xmlns:r="http://schemas.openxmlformats.org/officeDocument/2006/relationships" xmlns:o="urn:schemas-microsoft-com:office:office" xmlns:v="urn:schemas-microsoft-com:vml" xmlns:w10="urn:schemas-microsoft-com:office:word" xmlns:a="http://schemas.openxmlformats.org/drawingml/2006/main" xmlns:pic="http://schemas.openxmlformats.org/drawingml/2006/picture" xmlns:wp="http://schemas.openxmlformats.org/drawingml/2006/wordprocessingDrawing">
   <w:body>
+    <w:bookmarkStart w:id="30" w:name="system-overview-and-architecture"/>
     <w:p>
       <w:pPr>
         <w:pStyle w:val="Heading1"/>
       </w:pPr>
-      <w:bookmarkStart w:id="20" w:name="system-overview-and-architecture"/>
       <w:r>
         <w:t xml:space="preserve">System Overview and Architecture</w:t>
       </w:r>
-      <w:bookmarkEnd w:id="20"/>
     </w:p>
     <w:p>
       <w:pPr>
@@ -19,6 +18,7 @@
       <w:r>
         <w:rPr>
           <w:b/>
+          <w:bCs/>
         </w:rPr>
         <w:t xml:space="preserve">Status date:</w:t>
       </w:r>
@@ -34,6 +34,7 @@
       <w:r>
         <w:rPr>
           <w:b/>
+          <w:bCs/>
         </w:rPr>
         <w:t xml:space="preserve">Audience:</w:t>
       </w:r>
@@ -49,6 +50,7 @@
       <w:r>
         <w:rPr>
           <w:b/>
+          <w:bCs/>
         </w:rPr>
         <w:t xml:space="preserve">Prerequisites:</w:t>
       </w:r>
@@ -59,15 +61,14 @@
         <w:t xml:space="preserve">familiarity with Flutter/Dart and basic AWS EC2 concepts</w:t>
       </w:r>
     </w:p>
+    <w:bookmarkStart w:id="9" w:name="X7a4185648e7beb4377339c271dc0d8d9b0bab53"/>
     <w:p>
       <w:pPr>
         <w:pStyle w:val="Heading2"/>
       </w:pPr>
-      <w:bookmarkStart w:id="21" w:name="X7a4185648e7beb4377339c271dc0d8d9b0bab53"/>
       <w:r>
         <w:t xml:space="preserve">1. Problem and Audience</w:t>
       </w:r>
-      <w:bookmarkEnd w:id="21"/>
     </w:p>
     <w:p>
       <w:pPr>
@@ -79,455 +80,465 @@
     </w:p>
     <w:p>
       <w:pPr>
+        <w:pStyle w:val="Compact"/>
         <w:numPr>
           <w:ilvl w:val="0"/>
           <w:numId w:val="1001"/>
         </w:numPr>
+      </w:pPr>
+      <w:r>
+        <w:t xml:space="preserve">drops courses that fall under a minimum class size,</w:t>
+      </w:r>
+    </w:p>
+    <w:p>
+      <w:pPr>
         <w:pStyle w:val="Compact"/>
-      </w:pPr>
-      <w:r>
-        <w:t xml:space="preserve">drops courses that fall under a minimum class size,</w:t>
-      </w:r>
-    </w:p>
-    <w:p>
-      <w:pPr>
         <w:numPr>
           <w:ilvl w:val="0"/>
           <w:numId w:val="1001"/>
         </w:numPr>
+      </w:pPr>
+      <w:r>
+        <w:t xml:space="preserve">splits oversize courses into two or more sections,</w:t>
+      </w:r>
+    </w:p>
+    <w:p>
+      <w:pPr>
         <w:pStyle w:val="Compact"/>
-      </w:pPr>
-      <w:r>
-        <w:t xml:space="preserve">splits oversize courses into two or more sections,</w:t>
-      </w:r>
-    </w:p>
-    <w:p>
-      <w:pPr>
         <w:numPr>
           <w:ilvl w:val="0"/>
           <w:numId w:val="1001"/>
         </w:numPr>
+      </w:pPr>
+      <w:r>
+        <w:t xml:space="preserve">assigns each surviving course to one of twenty time slots,</w:t>
+      </w:r>
+    </w:p>
+    <w:p>
+      <w:pPr>
         <w:pStyle w:val="Compact"/>
-      </w:pPr>
-      <w:r>
-        <w:t xml:space="preserve">assigns each surviving course to one of twenty time slots,</w:t>
-      </w:r>
-    </w:p>
-    <w:p>
-      <w:pPr>
         <w:numPr>
           <w:ilvl w:val="0"/>
           <w:numId w:val="1001"/>
         </w:numPr>
+      </w:pPr>
+      <w:r>
+        <w:t xml:space="preserve">assigns one main coordinator and a co-coordinator (or two equal co-coordinators) to each course, and</w:t>
+      </w:r>
+    </w:p>
+    <w:p>
+      <w:pPr>
         <w:pStyle w:val="Compact"/>
-      </w:pPr>
-      <w:r>
-        <w:t xml:space="preserve">assigns one main coordinator and a co-coordinator (or two equal co-coordinators) to each course, and</w:t>
-      </w:r>
-    </w:p>
-    <w:p>
-      <w:pPr>
         <w:numPr>
           <w:ilvl w:val="0"/>
           <w:numId w:val="1001"/>
         </w:numPr>
+      </w:pPr>
+      <w:r>
+        <w:t xml:space="preserve">exposes four export actions: an early roster in phone-roster style, a final roster with coordinator labels, a mail-merge file, and an unmet-wants report.</w:t>
+      </w:r>
+    </w:p>
+    <w:p>
+      <w:pPr>
+        <w:pStyle w:val="FirstParagraph"/>
+      </w:pPr>
+      <w:r>
+        <w:t xml:space="preserve">The previous (pre-2026) implementation was a Flutter desktop application that depended on</w:t>
+      </w:r>
+      <w:r>
+        <w:t xml:space="preserve"> </w:t>
+      </w:r>
+      <w:r>
+        <w:rPr>
+          <w:rStyle w:val="VerbatimChar"/>
+        </w:rPr>
+        <w:t xml:space="preserve">dart:io</w:t>
+      </w:r>
+      <w:r>
+        <w:t xml:space="preserve">, native window sizing, and OS file dialogs. Onboarding a new admin meant installing Flutter and the desktop runtime. Several stakeholder-reported defects (the "Co-Coordinator" assignment bug and the "Show Splits" bug) and a missing intermediate-state save/load capability remained outstanding.</w:t>
+      </w:r>
+    </w:p>
+    <w:p>
+      <w:pPr>
+        <w:pStyle w:val="BodyText"/>
+      </w:pPr>
+      <w:r>
+        <w:rPr>
+          <w:b/>
+          <w:bCs/>
+        </w:rPr>
+        <w:t xml:space="preserve">Team 34's mandate (CSCI 401, Spring 2026)</w:t>
+      </w:r>
+      <w:r>
+        <w:t xml:space="preserve"> </w:t>
+      </w:r>
+      <w:r>
+        <w:t xml:space="preserve">was to migrate the application to a web-based delivery model, fix the two defects, add intermediate state save/load aligned with admin expectations, expand regression testing, and stand up automated cloud deployment. An optional AI-assisted scheduling feature was scoped out by the stakeholder in favor of stability.</w:t>
+      </w:r>
+    </w:p>
+    <w:bookmarkEnd w:id="9"/>
+    <w:bookmarkStart w:id="11" w:name="X44db9c0623ab58c99d9cbe398519793f78b7a71"/>
+    <w:p>
+      <w:pPr>
+        <w:pStyle w:val="Heading2"/>
+      </w:pPr>
+      <w:r>
+        <w:t xml:space="preserve">2. Features Delivered (D1 → D7)</w:t>
+      </w:r>
+    </w:p>
+    <w:p>
+      <w:pPr>
         <w:pStyle w:val="Compact"/>
-      </w:pPr>
-      <w:r>
-        <w:t xml:space="preserve">exposes four export actions: an early roster in phone-roster style, a final roster with coordinator labels, a mail-merge file, and an unmet-wants report.</w:t>
-      </w:r>
-    </w:p>
-    <w:p>
-      <w:pPr>
-        <w:pStyle w:val="FirstParagraph"/>
-      </w:pPr>
-      <w:r>
-        <w:t xml:space="preserve">The previous (pre-2026) implementation was a Flutter desktop application that depended on</w:t>
-      </w:r>
-      <w:r>
-        <w:t xml:space="preserve"> </w:t>
-      </w:r>
-      <w:r>
-        <w:rPr>
-          <w:rStyle w:val="VerbatimChar"/>
-        </w:rPr>
-        <w:t xml:space="preserve">dart:io</w:t>
-      </w:r>
-      <w:r>
-        <w:t xml:space="preserve">, native window sizing, and OS file dialogs. Onboarding a new admin meant installing Flutter and the desktop runtime. Several stakeholder-reported defects (the "Co-Coordinator" assignment bug and the "Show Splits" bug) and a missing intermediate-state save/load capability remained outstanding.</w:t>
-      </w:r>
-    </w:p>
-    <w:p>
-      <w:pPr>
-        <w:pStyle w:val="BodyText"/>
-      </w:pPr>
-      <w:r>
-        <w:rPr>
-          <w:b/>
-        </w:rPr>
-        <w:t xml:space="preserve">Team 34's mandate (CSCI 401, Spring 2026)</w:t>
-      </w:r>
-      <w:r>
-        <w:t xml:space="preserve"> </w:t>
-      </w:r>
-      <w:r>
-        <w:t xml:space="preserve">was to migrate the application to a web-based delivery model, fix the two defects, add intermediate state save/load aligned with admin expectations, expand regression testing, and stand up automated cloud deployment. An optional AI-assisted scheduling feature was scoped out by the stakeholder in favor of stability.</w:t>
-      </w:r>
-    </w:p>
-    <w:p>
-      <w:pPr>
-        <w:pStyle w:val="Heading2"/>
-      </w:pPr>
-      <w:bookmarkStart w:id="22" w:name="X44db9c0623ab58c99d9cbe398519793f78b7a71"/>
-      <w:r>
-        <w:t xml:space="preserve">2. Features Delivered (D1 → D7)</w:t>
-      </w:r>
-      <w:bookmarkEnd w:id="22"/>
-    </w:p>
-    <w:p>
-      <w:pPr>
         <w:numPr>
           <w:ilvl w:val="0"/>
           <w:numId w:val="1002"/>
         </w:numPr>
+      </w:pPr>
+      <w:r>
+        <w:rPr>
+          <w:b/>
+          <w:bCs/>
+        </w:rPr>
+        <w:t xml:space="preserve">Browser-deployable build.</w:t>
+      </w:r>
+      <w:r>
+        <w:t xml:space="preserve"> </w:t>
+      </w:r>
+      <w:r>
+        <w:t xml:space="preserve">The same Dart codebase compiles for desktop and web. Conditional imports route file I/O, downloads, autosave, and window sizing to platform-appropriate implementations. A static check (</w:t>
+      </w:r>
+      <w:r>
+        <w:rPr>
+          <w:rStyle w:val="VerbatimChar"/>
+        </w:rPr>
+        <w:t xml:space="preserve">scripts/check_platform_gating.sh</w:t>
+      </w:r>
+      <w:r>
+        <w:t xml:space="preserve">) prevents</w:t>
+      </w:r>
+      <w:r>
+        <w:t xml:space="preserve"> </w:t>
+      </w:r>
+      <w:r>
+        <w:rPr>
+          <w:rStyle w:val="VerbatimChar"/>
+        </w:rPr>
+        <w:t xml:space="preserve">dart:io</w:t>
+      </w:r>
+      <w:r>
+        <w:t xml:space="preserve"> </w:t>
+      </w:r>
+      <w:r>
+        <w:t xml:space="preserve">and other desktop-only imports from leaking into shared code.</w:t>
+      </w:r>
+    </w:p>
+    <w:p>
+      <w:pPr>
         <w:pStyle w:val="Compact"/>
-      </w:pPr>
-      <w:r>
-        <w:rPr>
-          <w:b/>
-        </w:rPr>
-        <w:t xml:space="preserve">Browser-deployable build.</w:t>
-      </w:r>
-      <w:r>
-        <w:t xml:space="preserve"> </w:t>
-      </w:r>
-      <w:r>
-        <w:t xml:space="preserve">The same Dart codebase compiles for desktop and web. Conditional imports route file I/O, downloads, autosave, and window sizing to platform-appropriate implementations. A static check (</w:t>
-      </w:r>
-      <w:r>
-        <w:rPr>
-          <w:rStyle w:val="VerbatimChar"/>
-        </w:rPr>
-        <w:t xml:space="preserve">scripts/check_platform_gating.sh</w:t>
-      </w:r>
-      <w:r>
-        <w:t xml:space="preserve">) prevents</w:t>
-      </w:r>
-      <w:r>
-        <w:t xml:space="preserve"> </w:t>
-      </w:r>
-      <w:r>
-        <w:rPr>
-          <w:rStyle w:val="VerbatimChar"/>
-        </w:rPr>
-        <w:t xml:space="preserve">dart:io</w:t>
-      </w:r>
-      <w:r>
-        <w:t xml:space="preserve"> </w:t>
-      </w:r>
-      <w:r>
-        <w:t xml:space="preserve">and other desktop-only imports from leaking into shared code.</w:t>
-      </w:r>
-    </w:p>
-    <w:p>
-      <w:pPr>
         <w:numPr>
           <w:ilvl w:val="0"/>
           <w:numId w:val="1002"/>
         </w:numPr>
+      </w:pPr>
+      <w:r>
+        <w:rPr>
+          <w:b/>
+          <w:bCs/>
+        </w:rPr>
+        <w:t xml:space="preserve">Two-file load.</w:t>
+      </w:r>
+      <w:r>
+        <w:t xml:space="preserve"> </w:t>
+      </w:r>
+      <w:r>
+        <w:t xml:space="preserve">Tab-delimited course and people text files are parsed in-browser via</w:t>
+      </w:r>
+      <w:r>
+        <w:t xml:space="preserve"> </w:t>
+      </w:r>
+      <w:r>
+        <w:rPr>
+          <w:rStyle w:val="VerbatimChar"/>
+        </w:rPr>
+        <w:t xml:space="preserve">file_picker</w:t>
+      </w:r>
+      <w:r>
+        <w:t xml:space="preserve"> </w:t>
+      </w:r>
+      <w:r>
+        <w:t xml:space="preserve">and validated against the thirteen exception types defined in</w:t>
+      </w:r>
+      <w:r>
+        <w:t xml:space="preserve"> </w:t>
+      </w:r>
+      <w:r>
+        <w:rPr>
+          <w:rStyle w:val="VerbatimChar"/>
+        </w:rPr>
+        <w:t xml:space="preserve">lib/model/exceptions.dart</w:t>
+      </w:r>
+      <w:r>
+        <w:t xml:space="preserve">.</w:t>
+      </w:r>
+    </w:p>
+    <w:p>
+      <w:pPr>
         <w:pStyle w:val="Compact"/>
-      </w:pPr>
-      <w:r>
-        <w:rPr>
-          <w:b/>
-        </w:rPr>
-        <w:t xml:space="preserve">Two-file load.</w:t>
-      </w:r>
-      <w:r>
-        <w:t xml:space="preserve"> </w:t>
-      </w:r>
-      <w:r>
-        <w:t xml:space="preserve">Tab-delimited course and people text files are parsed in-browser via</w:t>
-      </w:r>
-      <w:r>
-        <w:t xml:space="preserve"> </w:t>
-      </w:r>
-      <w:r>
-        <w:rPr>
-          <w:rStyle w:val="VerbatimChar"/>
-        </w:rPr>
-        <w:t xml:space="preserve">file_picker</w:t>
-      </w:r>
-      <w:r>
-        <w:t xml:space="preserve"> </w:t>
-      </w:r>
-      <w:r>
-        <w:t xml:space="preserve">and validated against the thirteen exception types defined in</w:t>
-      </w:r>
-      <w:r>
-        <w:t xml:space="preserve"> </w:t>
-      </w:r>
-      <w:r>
-        <w:rPr>
-          <w:rStyle w:val="VerbatimChar"/>
-        </w:rPr>
-        <w:t xml:space="preserve">lib/model/exceptions.dart</w:t>
-      </w:r>
-      <w:r>
-        <w:t xml:space="preserve">.</w:t>
-      </w:r>
-    </w:p>
-    <w:p>
-      <w:pPr>
         <w:numPr>
           <w:ilvl w:val="0"/>
           <w:numId w:val="1002"/>
         </w:numPr>
+      </w:pPr>
+      <w:r>
+        <w:rPr>
+          <w:b/>
+          <w:bCs/>
+        </w:rPr>
+        <w:t xml:space="preserve">Drop/Split/Schedule/Coordinator pipeline.</w:t>
+      </w:r>
+      <w:r>
+        <w:t xml:space="preserve"> </w:t>
+      </w:r>
+      <w:r>
+        <w:t xml:space="preserve">The original desktop pipeline is preserved end-to-end; oversize courses now expose a non-destructive</w:t>
+      </w:r>
+      <w:r>
+        <w:t xml:space="preserve"> </w:t>
+      </w:r>
+      <w:r>
+        <w:rPr>
+          <w:b/>
+          <w:bCs/>
+        </w:rPr>
+        <w:t xml:space="preserve">Show Splits preview</w:t>
+      </w:r>
+      <w:r>
+        <w:t xml:space="preserve"> </w:t>
+      </w:r>
+      <w:r>
+        <w:t xml:space="preserve">with manual rebalancing and explicit Cancel / Implement controls.</w:t>
+      </w:r>
+    </w:p>
+    <w:p>
+      <w:pPr>
         <w:pStyle w:val="Compact"/>
-      </w:pPr>
-      <w:r>
-        <w:rPr>
-          <w:b/>
-        </w:rPr>
-        <w:t xml:space="preserve">Drop/Split/Schedule/Coordinator pipeline.</w:t>
-      </w:r>
-      <w:r>
-        <w:t xml:space="preserve"> </w:t>
-      </w:r>
-      <w:r>
-        <w:t xml:space="preserve">The original desktop pipeline is preserved end-to-end; oversize courses now expose a non-destructive</w:t>
-      </w:r>
-      <w:r>
-        <w:t xml:space="preserve"> </w:t>
-      </w:r>
-      <w:r>
-        <w:rPr>
-          <w:b/>
-        </w:rPr>
-        <w:t xml:space="preserve">Show Splits preview</w:t>
-      </w:r>
-      <w:r>
-        <w:t xml:space="preserve"> </w:t>
-      </w:r>
-      <w:r>
-        <w:t xml:space="preserve">with manual rebalancing and explicit Cancel / Implement controls.</w:t>
-      </w:r>
-    </w:p>
-    <w:p>
-      <w:pPr>
         <w:numPr>
           <w:ilvl w:val="0"/>
           <w:numId w:val="1002"/>
         </w:numPr>
+      </w:pPr>
+      <w:r>
+        <w:rPr>
+          <w:b/>
+          <w:bCs/>
+        </w:rPr>
+        <w:t xml:space="preserve">Coordinator UX rebuild.</w:t>
+      </w:r>
+      <w:r>
+        <w:t xml:space="preserve"> </w:t>
+      </w:r>
+      <w:r>
+        <w:t xml:space="preserve">Both</w:t>
+      </w:r>
+      <w:r>
+        <w:t xml:space="preserve"> </w:t>
+      </w:r>
+      <w:r>
+        <w:rPr>
+          <w:rStyle w:val="VerbatimChar"/>
+        </w:rPr>
+        <w:t xml:space="preserve">Set C and CC</w:t>
+      </w:r>
+      <w:r>
+        <w:t xml:space="preserve"> </w:t>
+      </w:r>
+      <w:r>
+        <w:t xml:space="preserve">and</w:t>
+      </w:r>
+      <w:r>
+        <w:t xml:space="preserve"> </w:t>
+      </w:r>
+      <w:r>
+        <w:rPr>
+          <w:rStyle w:val="VerbatimChar"/>
+        </w:rPr>
+        <w:t xml:space="preserve">Set CC1 and CC2</w:t>
+      </w:r>
+      <w:r>
+        <w:t xml:space="preserve"> </w:t>
+      </w:r>
+      <w:r>
+        <w:t xml:space="preserve">now reset selection state on re-entry so admins can fully reassign coordinators; tapping a highlighted name on a coordinator-assigned course clears the assignment.</w:t>
+      </w:r>
+    </w:p>
+    <w:p>
+      <w:pPr>
         <w:pStyle w:val="Compact"/>
-      </w:pPr>
-      <w:r>
-        <w:rPr>
-          <w:b/>
-        </w:rPr>
-        <w:t xml:space="preserve">Coordinator UX rebuild.</w:t>
-      </w:r>
-      <w:r>
-        <w:t xml:space="preserve"> </w:t>
-      </w:r>
-      <w:r>
-        <w:t xml:space="preserve">Both</w:t>
-      </w:r>
-      <w:r>
-        <w:t xml:space="preserve"> </w:t>
-      </w:r>
-      <w:r>
-        <w:rPr>
-          <w:rStyle w:val="VerbatimChar"/>
-        </w:rPr>
-        <w:t xml:space="preserve">Set C and CC</w:t>
-      </w:r>
-      <w:r>
-        <w:t xml:space="preserve"> </w:t>
-      </w:r>
-      <w:r>
-        <w:t xml:space="preserve">and</w:t>
-      </w:r>
-      <w:r>
-        <w:t xml:space="preserve"> </w:t>
-      </w:r>
-      <w:r>
-        <w:rPr>
-          <w:rStyle w:val="VerbatimChar"/>
-        </w:rPr>
-        <w:t xml:space="preserve">Set CC1 and CC2</w:t>
-      </w:r>
-      <w:r>
-        <w:t xml:space="preserve"> </w:t>
-      </w:r>
-      <w:r>
-        <w:t xml:space="preserve">now reset selection state on re-entry so admins can fully reassign coordinators; tapping a highlighted name on a coordinator-assigned course clears the assignment.</w:t>
-      </w:r>
-    </w:p>
-    <w:p>
-      <w:pPr>
         <w:numPr>
           <w:ilvl w:val="0"/>
           <w:numId w:val="1002"/>
         </w:numPr>
+      </w:pPr>
+      <w:r>
+        <w:rPr>
+          <w:b/>
+          <w:bCs/>
+        </w:rPr>
+        <w:t xml:space="preserve">Time-slot deselection.</w:t>
+      </w:r>
+      <w:r>
+        <w:t xml:space="preserve"> </w:t>
+      </w:r>
+      <w:r>
+        <w:t xml:space="preserve">Clicking the same slot a second time unschedules the course; downstream availability counts recompute.</w:t>
+      </w:r>
+    </w:p>
+    <w:p>
+      <w:pPr>
         <w:pStyle w:val="Compact"/>
-      </w:pPr>
-      <w:r>
-        <w:rPr>
-          <w:b/>
-        </w:rPr>
-        <w:t xml:space="preserve">Time-slot deselection.</w:t>
-      </w:r>
-      <w:r>
-        <w:t xml:space="preserve"> </w:t>
-      </w:r>
-      <w:r>
-        <w:t xml:space="preserve">Clicking the same slot a second time unschedules the course; downstream availability counts recompute.</w:t>
-      </w:r>
-    </w:p>
-    <w:p>
-      <w:pPr>
         <w:numPr>
           <w:ilvl w:val="0"/>
           <w:numId w:val="1002"/>
         </w:numPr>
+      </w:pPr>
+      <w:r>
+        <w:rPr>
+          <w:b/>
+          <w:bCs/>
+        </w:rPr>
+        <w:t xml:space="preserve">Save / Save As / Load / Autosave / Restore.</w:t>
+      </w:r>
+      <w:r>
+        <w:t xml:space="preserve"> </w:t>
+      </w:r>
+      <w:r>
+        <w:rPr>
+          <w:rStyle w:val="VerbatimChar"/>
+        </w:rPr>
+        <w:t xml:space="preserve">lib/io/bundled_state.dart</w:t>
+      </w:r>
+      <w:r>
+        <w:t xml:space="preserve"> </w:t>
+      </w:r>
+      <w:r>
+        <w:t xml:space="preserve">produces a single text bundle containing the original course file, the original people file, and the scheduler state grammar — restoring everything from one file. Web autosave uses six</w:t>
+      </w:r>
+      <w:r>
+        <w:t xml:space="preserve"> </w:t>
+      </w:r>
+      <w:r>
+        <w:rPr>
+          <w:rStyle w:val="VerbatimChar"/>
+        </w:rPr>
+        <w:t xml:space="preserve">localStorage</w:t>
+      </w:r>
+      <w:r>
+        <w:t xml:space="preserve"> </w:t>
+      </w:r>
+      <w:r>
+        <w:t xml:space="preserve">keys with timestamped restore-prompts.</w:t>
+      </w:r>
+    </w:p>
+    <w:p>
+      <w:pPr>
         <w:pStyle w:val="Compact"/>
-      </w:pPr>
-      <w:r>
-        <w:rPr>
-          <w:b/>
-        </w:rPr>
-        <w:t xml:space="preserve">Save / Save As / Load / Autosave / Restore.</w:t>
-      </w:r>
-      <w:r>
-        <w:t xml:space="preserve"> </w:t>
-      </w:r>
-      <w:r>
-        <w:rPr>
-          <w:rStyle w:val="VerbatimChar"/>
-        </w:rPr>
-        <w:t xml:space="preserve">lib/io/bundled_state.dart</w:t>
-      </w:r>
-      <w:r>
-        <w:t xml:space="preserve"> </w:t>
-      </w:r>
-      <w:r>
-        <w:t xml:space="preserve">produces a single text bundle containing the original course file, the original people file, and the scheduler state grammar — restoring everything from one file. Web autosave uses six</w:t>
-      </w:r>
-      <w:r>
-        <w:t xml:space="preserve"> </w:t>
-      </w:r>
-      <w:r>
-        <w:rPr>
-          <w:rStyle w:val="VerbatimChar"/>
-        </w:rPr>
-        <w:t xml:space="preserve">localStorage</w:t>
-      </w:r>
-      <w:r>
-        <w:t xml:space="preserve"> </w:t>
-      </w:r>
-      <w:r>
-        <w:t xml:space="preserve">keys with timestamped restore-prompts.</w:t>
-      </w:r>
-    </w:p>
-    <w:p>
-      <w:pPr>
         <w:numPr>
           <w:ilvl w:val="0"/>
           <w:numId w:val="1002"/>
         </w:numPr>
+      </w:pPr>
+      <w:r>
+        <w:rPr>
+          <w:b/>
+          <w:bCs/>
+        </w:rPr>
+        <w:t xml:space="preserve">Four export menu actions.</w:t>
+      </w:r>
+      <w:r>
+        <w:t xml:space="preserve"> </w:t>
+      </w:r>
+      <w:r>
+        <w:t xml:space="preserve">Early roster (phone-roster style), final roster (with</w:t>
+      </w:r>
+      <w:r>
+        <w:t xml:space="preserve"> </w:t>
+      </w:r>
+      <w:r>
+        <w:rPr>
+          <w:rStyle w:val="VerbatimChar"/>
+        </w:rPr>
+        <w:t xml:space="preserve">(C)</w:t>
+      </w:r>
+      <w:r>
+        <w:t xml:space="preserve"> </w:t>
+      </w:r>
+      <w:r>
+        <w:t xml:space="preserve">/</w:t>
+      </w:r>
+      <w:r>
+        <w:t xml:space="preserve"> </w:t>
+      </w:r>
+      <w:r>
+        <w:rPr>
+          <w:rStyle w:val="VerbatimChar"/>
+        </w:rPr>
+        <w:t xml:space="preserve">(CC)</w:t>
+      </w:r>
+      <w:r>
+        <w:t xml:space="preserve"> </w:t>
+      </w:r>
+      <w:r>
+        <w:t xml:space="preserve">labels), tab-delimited mail-merge, and unmet-wants report. All exports route through a unified helper (</w:t>
+      </w:r>
+      <w:r>
+        <w:rPr>
+          <w:rStyle w:val="VerbatimChar"/>
+        </w:rPr>
+        <w:t xml:space="preserve">lib/io/export_text_file.dart</w:t>
+      </w:r>
+      <w:r>
+        <w:t xml:space="preserve">) with timestamped filenames from</w:t>
+      </w:r>
+      <w:r>
+        <w:t xml:space="preserve"> </w:t>
+      </w:r>
+      <w:r>
+        <w:rPr>
+          <w:rStyle w:val="VerbatimChar"/>
+        </w:rPr>
+        <w:t xml:space="preserve">lib/io/default_filename.dart</w:t>
+      </w:r>
+      <w:r>
+        <w:t xml:space="preserve">; web exports use</w:t>
+      </w:r>
+      <w:r>
+        <w:t xml:space="preserve"> </w:t>
+      </w:r>
+      <w:r>
+        <w:rPr>
+          <w:rStyle w:val="VerbatimChar"/>
+        </w:rPr>
+        <w:t xml:space="preserve">showSaveFilePicker</w:t>
+      </w:r>
+      <w:r>
+        <w:t xml:space="preserve"> </w:t>
+      </w:r>
+      <w:r>
+        <w:t xml:space="preserve">where the browser supports it and fall back to a normal browser download.</w:t>
+      </w:r>
+    </w:p>
+    <w:p>
+      <w:pPr>
         <w:pStyle w:val="Compact"/>
-      </w:pPr>
-      <w:r>
-        <w:rPr>
-          <w:b/>
-        </w:rPr>
-        <w:t xml:space="preserve">Four export menu actions.</w:t>
-      </w:r>
-      <w:r>
-        <w:t xml:space="preserve"> </w:t>
-      </w:r>
-      <w:r>
-        <w:t xml:space="preserve">Early roster (phone-roster style), final roster (with</w:t>
-      </w:r>
-      <w:r>
-        <w:t xml:space="preserve"> </w:t>
-      </w:r>
-      <w:r>
-        <w:rPr>
-          <w:rStyle w:val="VerbatimChar"/>
-        </w:rPr>
-        <w:t xml:space="preserve">(C)</w:t>
-      </w:r>
-      <w:r>
-        <w:t xml:space="preserve"> </w:t>
-      </w:r>
-      <w:r>
-        <w:t xml:space="preserve">/</w:t>
-      </w:r>
-      <w:r>
-        <w:t xml:space="preserve"> </w:t>
-      </w:r>
-      <w:r>
-        <w:rPr>
-          <w:rStyle w:val="VerbatimChar"/>
-        </w:rPr>
-        <w:t xml:space="preserve">(CC)</w:t>
-      </w:r>
-      <w:r>
-        <w:t xml:space="preserve"> </w:t>
-      </w:r>
-      <w:r>
-        <w:t xml:space="preserve">labels), tab-delimited mail-merge, and unmet-wants report. All exports route through a unified helper (</w:t>
-      </w:r>
-      <w:r>
-        <w:rPr>
-          <w:rStyle w:val="VerbatimChar"/>
-        </w:rPr>
-        <w:t xml:space="preserve">lib/io/export_text_file.dart</w:t>
-      </w:r>
-      <w:r>
-        <w:t xml:space="preserve">) with timestamped filenames from</w:t>
-      </w:r>
-      <w:r>
-        <w:t xml:space="preserve"> </w:t>
-      </w:r>
-      <w:r>
-        <w:rPr>
-          <w:rStyle w:val="VerbatimChar"/>
-        </w:rPr>
-        <w:t xml:space="preserve">lib/io/default_filename.dart</w:t>
-      </w:r>
-      <w:r>
-        <w:t xml:space="preserve">; web exports use</w:t>
-      </w:r>
-      <w:r>
-        <w:t xml:space="preserve"> </w:t>
-      </w:r>
-      <w:r>
-        <w:rPr>
-          <w:rStyle w:val="VerbatimChar"/>
-        </w:rPr>
-        <w:t xml:space="preserve">showSaveFilePicker</w:t>
-      </w:r>
-      <w:r>
-        <w:t xml:space="preserve"> </w:t>
-      </w:r>
-      <w:r>
-        <w:t xml:space="preserve">where the browser supports it and fall back to a normal browser download.</w:t>
-      </w:r>
-    </w:p>
-    <w:p>
-      <w:pPr>
         <w:numPr>
           <w:ilvl w:val="0"/>
           <w:numId w:val="1002"/>
         </w:numPr>
-        <w:pStyle w:val="Compact"/>
       </w:pPr>
       <w:r>
         <w:rPr>
           <w:b/>
+          <w:bCs/>
         </w:rPr>
         <w:t xml:space="preserve">Cloud deployment.</w:t>
       </w:r>
@@ -579,7 +590,7 @@
       <w:r>
         <w:t xml:space="preserve"> </w:t>
       </w:r>
-      <w:hyperlink r:id="rId23">
+      <w:hyperlink r:id="rId10">
         <w:r>
           <w:rPr>
             <w:rStyle w:val="Hyperlink"/>
@@ -593,15 +604,16 @@
     </w:p>
     <w:p>
       <w:pPr>
+        <w:pStyle w:val="Compact"/>
         <w:numPr>
           <w:ilvl w:val="0"/>
           <w:numId w:val="1002"/>
         </w:numPr>
-        <w:pStyle w:val="Compact"/>
       </w:pPr>
       <w:r>
         <w:rPr>
           <w:b/>
+          <w:bCs/>
         </w:rPr>
         <w:t xml:space="preserve">Continuous validation.</w:t>
       </w:r>
@@ -660,15 +672,15 @@
         <w:t xml:space="preserve">.</w:t>
       </w:r>
     </w:p>
+    <w:bookmarkEnd w:id="11"/>
+    <w:bookmarkStart w:id="17" w:name="Xdfcbf2b030bdbb2f92dca4d5f41df51f953baaf"/>
     <w:p>
       <w:pPr>
         <w:pStyle w:val="Heading2"/>
       </w:pPr>
-      <w:bookmarkStart w:id="24" w:name="Xdfcbf2b030bdbb2f92dca4d5f41df51f953baaf"/>
       <w:r>
         <w:t xml:space="preserve">3. Architecture</w:t>
       </w:r>
-      <w:bookmarkEnd w:id="24"/>
     </w:p>
     <w:p>
       <w:pPr>
@@ -702,18 +714,18 @@
           <wp:inline>
             <wp:extent cx="5334000" cy="3683793"/>
             <wp:effectExtent b="0" l="0" r="0" t="0"/>
-            <wp:docPr descr="Architecture" title="" id="1" name="Picture"/>
+            <wp:docPr descr="Architecture" title="" id="13" name="Picture"/>
             <a:graphic>
               <a:graphicData uri="http://schemas.openxmlformats.org/drawingml/2006/picture">
                 <pic:pic>
                   <pic:nvPicPr>
-                    <pic:cNvPr descr="diagrams/architecture.png" id="0" name="Picture"/>
+                    <pic:cNvPr descr="diagrams/architecture.png" id="14" name="Picture"/>
                     <pic:cNvPicPr>
                       <a:picLocks noChangeArrowheads="1" noChangeAspect="1"/>
                     </pic:cNvPicPr>
                   </pic:nvPicPr>
                   <pic:blipFill>
-                    <a:blip r:embed="rId25"/>
+                    <a:blip r:embed="rId12"/>
                     <a:stretch>
                       <a:fillRect/>
                     </a:stretch>
@@ -740,43 +752,35 @@
         </w:drawing>
       </w:r>
     </w:p>
+    <w:bookmarkStart w:id="15" w:name="layer-responsibilities"/>
     <w:p>
       <w:pPr>
         <w:pStyle w:val="Heading3"/>
       </w:pPr>
-      <w:bookmarkStart w:id="26" w:name="layer-responsibilities"/>
       <w:r>
         <w:t xml:space="preserve">Layer responsibilities</w:t>
       </w:r>
-      <w:bookmarkEnd w:id="26"/>
     </w:p>
     <w:tbl>
       <w:tblPr>
         <w:tblStyle w:val="Table"/>
-        <w:tblW w:type="pct" w:w="0.0"/>
-        <w:tblLook w:firstRow="1"/>
+        <w:tblW w:type="auto" w:w="0"/>
+        <w:tblLook w:firstRow="1" w:lastRow="0" w:firstColumn="0" w:lastColumn="0" w:noHBand="0" w:noVBand="0" w:val="0020"/>
       </w:tblPr>
       <w:tblGrid>
-        <w:gridCol w:w="3120"/>
-        <w:gridCol w:w="3120"/>
-        <w:gridCol w:w="3120"/>
+        <w:gridCol w:w="2640"/>
+        <w:gridCol w:w="2640"/>
+        <w:gridCol w:w="2640"/>
       </w:tblGrid>
-      <w:tblGrid/>
       <w:tr>
         <w:trPr>
-          <w:cnfStyle w:firstRow="1"/>
+          <w:tblHeader w:val="on"/>
         </w:trPr>
         <w:tc>
-          <w:tcPr>
-            <w:tcBorders>
-              <w:bottom w:val="single"/>
-            </w:tcBorders>
-            <w:vAlign w:val="bottom"/>
-          </w:tcPr>
-          <w:p>
-            <w:pPr>
-              <w:pStyle w:val="Compact"/>
-              <w:jc w:val="left"/>
+          <w:tcPr/>
+          <w:p>
+            <w:pPr>
+              <w:pStyle w:val="Compact"/>
             </w:pPr>
             <w:r>
               <w:t xml:space="preserve">Layer</w:t>
@@ -784,16 +788,10 @@
           </w:p>
         </w:tc>
         <w:tc>
-          <w:tcPr>
-            <w:tcBorders>
-              <w:bottom w:val="single"/>
-            </w:tcBorders>
-            <w:vAlign w:val="bottom"/>
-          </w:tcPr>
-          <w:p>
-            <w:pPr>
-              <w:pStyle w:val="Compact"/>
-              <w:jc w:val="left"/>
+          <w:tcPr/>
+          <w:p>
+            <w:pPr>
+              <w:pStyle w:val="Compact"/>
             </w:pPr>
             <w:r>
               <w:t xml:space="preserve">Path</w:t>
@@ -801,16 +799,10 @@
           </w:p>
         </w:tc>
         <w:tc>
-          <w:tcPr>
-            <w:tcBorders>
-              <w:bottom w:val="single"/>
-            </w:tcBorders>
-            <w:vAlign w:val="bottom"/>
-          </w:tcPr>
-          <w:p>
-            <w:pPr>
-              <w:pStyle w:val="Compact"/>
-              <w:jc w:val="left"/>
+          <w:tcPr/>
+          <w:p>
+            <w:pPr>
+              <w:pStyle w:val="Compact"/>
             </w:pPr>
             <w:r>
               <w:t xml:space="preserve">Job</w:t>
@@ -820,10 +812,10 @@
       </w:tr>
       <w:tr>
         <w:tc>
-          <w:p>
-            <w:pPr>
-              <w:pStyle w:val="Compact"/>
-              <w:jc w:val="left"/>
+          <w:tcPr/>
+          <w:p>
+            <w:pPr>
+              <w:pStyle w:val="Compact"/>
             </w:pPr>
             <w:r>
               <w:t xml:space="preserve">UI</w:t>
@@ -831,10 +823,10 @@
           </w:p>
         </w:tc>
         <w:tc>
-          <w:p>
-            <w:pPr>
-              <w:pStyle w:val="Compact"/>
-              <w:jc w:val="left"/>
+          <w:tcPr/>
+          <w:p>
+            <w:pPr>
+              <w:pStyle w:val="Compact"/>
             </w:pPr>
             <w:r>
               <w:rPr>
@@ -845,10 +837,10 @@
           </w:p>
         </w:tc>
         <w:tc>
-          <w:p>
-            <w:pPr>
-              <w:pStyle w:val="Compact"/>
-              <w:jc w:val="left"/>
+          <w:tcPr/>
+          <w:p>
+            <w:pPr>
+              <w:pStyle w:val="Compact"/>
             </w:pPr>
             <w:r>
               <w:t xml:space="preserve">Owns Flutter state and renders the main table; hands user actions to</w:t>
@@ -921,10 +913,10 @@
       </w:tr>
       <w:tr>
         <w:tc>
-          <w:p>
-            <w:pPr>
-              <w:pStyle w:val="Compact"/>
-              <w:jc w:val="left"/>
+          <w:tcPr/>
+          <w:p>
+            <w:pPr>
+              <w:pStyle w:val="Compact"/>
             </w:pPr>
             <w:r>
               <w:t xml:space="preserve">Facade</w:t>
@@ -932,10 +924,10 @@
           </w:p>
         </w:tc>
         <w:tc>
-          <w:p>
-            <w:pPr>
-              <w:pStyle w:val="Compact"/>
-              <w:jc w:val="left"/>
+          <w:tcPr/>
+          <w:p>
+            <w:pPr>
+              <w:pStyle w:val="Compact"/>
             </w:pPr>
             <w:r>
               <w:rPr>
@@ -946,10 +938,10 @@
           </w:p>
         </w:tc>
         <w:tc>
-          <w:p>
-            <w:pPr>
-              <w:pStyle w:val="Compact"/>
-              <w:jc w:val="left"/>
+          <w:tcPr/>
+          <w:p>
+            <w:pPr>
+              <w:pStyle w:val="Compact"/>
             </w:pPr>
             <w:r>
               <w:t xml:space="preserve">The only object the UI talks to. Loads files, delegates compute to the modules below, computes</w:t>
@@ -974,10 +966,10 @@
       </w:tr>
       <w:tr>
         <w:tc>
-          <w:p>
-            <w:pPr>
-              <w:pStyle w:val="Compact"/>
-              <w:jc w:val="left"/>
+          <w:tcPr/>
+          <w:p>
+            <w:pPr>
+              <w:pStyle w:val="Compact"/>
             </w:pPr>
             <w:r>
               <w:t xml:space="preserve">Compute</w:t>
@@ -985,10 +977,10 @@
           </w:p>
         </w:tc>
         <w:tc>
-          <w:p>
-            <w:pPr>
-              <w:pStyle w:val="Compact"/>
-              <w:jc w:val="left"/>
+          <w:tcPr/>
+          <w:p>
+            <w:pPr>
+              <w:pStyle w:val="Compact"/>
             </w:pPr>
             <w:r>
               <w:rPr>
@@ -999,10 +991,10 @@
           </w:p>
         </w:tc>
         <w:tc>
-          <w:p>
-            <w:pPr>
-              <w:pStyle w:val="Compact"/>
-              <w:jc w:val="left"/>
+          <w:tcPr/>
+          <w:p>
+            <w:pPr>
+              <w:pStyle w:val="Compact"/>
             </w:pPr>
             <w:r>
               <w:t xml:space="preserve">Pure scheduling logic (</w:t>
@@ -1081,10 +1073,10 @@
       </w:tr>
       <w:tr>
         <w:tc>
-          <w:p>
-            <w:pPr>
-              <w:pStyle w:val="Compact"/>
-              <w:jc w:val="left"/>
+          <w:tcPr/>
+          <w:p>
+            <w:pPr>
+              <w:pStyle w:val="Compact"/>
             </w:pPr>
             <w:r>
               <w:t xml:space="preserve">Models</w:t>
@@ -1092,10 +1084,10 @@
           </w:p>
         </w:tc>
         <w:tc>
-          <w:p>
-            <w:pPr>
-              <w:pStyle w:val="Compact"/>
-              <w:jc w:val="left"/>
+          <w:tcPr/>
+          <w:p>
+            <w:pPr>
+              <w:pStyle w:val="Compact"/>
             </w:pPr>
             <w:r>
               <w:rPr>
@@ -1106,10 +1098,10 @@
           </w:p>
         </w:tc>
         <w:tc>
-          <w:p>
-            <w:pPr>
-              <w:pStyle w:val="Compact"/>
-              <w:jc w:val="left"/>
+          <w:tcPr/>
+          <w:p>
+            <w:pPr>
+              <w:pStyle w:val="Compact"/>
             </w:pPr>
             <w:r>
               <w:t xml:space="preserve">Plain-Dart data carriers:</w:t>
@@ -1215,10 +1207,10 @@
       </w:tr>
       <w:tr>
         <w:tc>
-          <w:p>
-            <w:pPr>
-              <w:pStyle w:val="Compact"/>
-              <w:jc w:val="left"/>
+          <w:tcPr/>
+          <w:p>
+            <w:pPr>
+              <w:pStyle w:val="Compact"/>
             </w:pPr>
             <w:r>
               <w:t xml:space="preserve">Stores</w:t>
@@ -1226,10 +1218,10 @@
           </w:p>
         </w:tc>
         <w:tc>
-          <w:p>
-            <w:pPr>
-              <w:pStyle w:val="Compact"/>
-              <w:jc w:val="left"/>
+          <w:tcPr/>
+          <w:p>
+            <w:pPr>
+              <w:pStyle w:val="Compact"/>
             </w:pPr>
             <w:r>
               <w:rPr>
@@ -1240,10 +1232,10 @@
           </w:p>
         </w:tc>
         <w:tc>
-          <w:p>
-            <w:pPr>
-              <w:pStyle w:val="Compact"/>
-              <w:jc w:val="left"/>
+          <w:tcPr/>
+          <w:p>
+            <w:pPr>
+              <w:pStyle w:val="Compact"/>
             </w:pPr>
             <w:r>
               <w:t xml:space="preserve">Tab-delimited parsers for the course and people files. Throw the exception types in</w:t>
@@ -1268,10 +1260,10 @@
       </w:tr>
       <w:tr>
         <w:tc>
-          <w:p>
-            <w:pPr>
-              <w:pStyle w:val="Compact"/>
-              <w:jc w:val="left"/>
+          <w:tcPr/>
+          <w:p>
+            <w:pPr>
+              <w:pStyle w:val="Compact"/>
             </w:pPr>
             <w:r>
               <w:t xml:space="preserve">IO</w:t>
@@ -1279,10 +1271,10 @@
           </w:p>
         </w:tc>
         <w:tc>
-          <w:p>
-            <w:pPr>
-              <w:pStyle w:val="Compact"/>
-              <w:jc w:val="left"/>
+          <w:tcPr/>
+          <w:p>
+            <w:pPr>
+              <w:pStyle w:val="Compact"/>
             </w:pPr>
             <w:r>
               <w:rPr>
@@ -1317,10 +1309,10 @@
           </w:p>
         </w:tc>
         <w:tc>
-          <w:p>
-            <w:pPr>
-              <w:pStyle w:val="Compact"/>
-              <w:jc w:val="left"/>
+          <w:tcPr/>
+          <w:p>
+            <w:pPr>
+              <w:pStyle w:val="Compact"/>
             </w:pPr>
             <w:r>
               <w:t xml:space="preserve">Conditional-import factories that pick a desktop or browser implementation at compile time.</w:t>
@@ -1329,15 +1321,15 @@
         </w:tc>
       </w:tr>
     </w:tbl>
+    <w:bookmarkEnd w:id="15"/>
+    <w:bookmarkStart w:id="16" w:name="X2ece9a2d7e42d79cc9a2af962a8781963a9f11a"/>
     <w:p>
       <w:pPr>
         <w:pStyle w:val="Heading3"/>
       </w:pPr>
-      <w:bookmarkStart w:id="27" w:name="X2ece9a2d7e42d79cc9a2af962a8781963a9f11a"/>
       <w:r>
         <w:t xml:space="preserve">Conditional-import pattern (platform gating)</w:t>
       </w:r>
-      <w:bookmarkEnd w:id="27"/>
     </w:p>
     <w:p>
       <w:pPr>
@@ -1353,7 +1345,7 @@
       </w:pPr>
       <w:r>
         <w:rPr>
-          <w:rStyle w:val="VerbatimChar"/>
+          <w:rStyle w:val="CommentTok"/>
         </w:rPr>
         <w:t xml:space="preserve">// text_file_store_factory.dart</w:t>
       </w:r>
@@ -1362,18 +1354,78 @@
       </w:r>
       <w:r>
         <w:rPr>
-          <w:rStyle w:val="VerbatimChar"/>
-        </w:rPr>
-        <w:t xml:space="preserve">export 'text_file_store_stub.dart'</w:t>
+          <w:rStyle w:val="KeywordTok"/>
+        </w:rPr>
+        <w:t xml:space="preserve">export</w:t>
+      </w:r>
+      <w:r>
+        <w:rPr>
+          <w:rStyle w:val="NormalTok"/>
+        </w:rPr>
+        <w:t xml:space="preserve"> </w:t>
+      </w:r>
+      <w:r>
+        <w:rPr>
+          <w:rStyle w:val="StringTok"/>
+        </w:rPr>
+        <w:t xml:space="preserve">'text_file_store_stub.dart'</w:t>
       </w:r>
       <w:r>
         <w:br/>
       </w:r>
       <w:r>
         <w:rPr>
-          <w:rStyle w:val="VerbatimChar"/>
-        </w:rPr>
-        <w:t xml:space="preserve">    if (dart.library.io) 'package:omnilore_scheduler/io/text_file_store_io.dart';</w:t>
+          <w:rStyle w:val="NormalTok"/>
+        </w:rPr>
+        <w:t xml:space="preserve">    </w:t>
+      </w:r>
+      <w:r>
+        <w:rPr>
+          <w:rStyle w:val="ControlFlowTok"/>
+        </w:rPr>
+        <w:t xml:space="preserve">if</w:t>
+      </w:r>
+      <w:r>
+        <w:rPr>
+          <w:rStyle w:val="NormalTok"/>
+        </w:rPr>
+        <w:t xml:space="preserve"> (dart</w:t>
+      </w:r>
+      <w:r>
+        <w:rPr>
+          <w:rStyle w:val="OperatorTok"/>
+        </w:rPr>
+        <w:t xml:space="preserve">.</w:t>
+      </w:r>
+      <w:r>
+        <w:rPr>
+          <w:rStyle w:val="KeywordTok"/>
+        </w:rPr>
+        <w:t xml:space="preserve">library</w:t>
+      </w:r>
+      <w:r>
+        <w:rPr>
+          <w:rStyle w:val="OperatorTok"/>
+        </w:rPr>
+        <w:t xml:space="preserve">.</w:t>
+      </w:r>
+      <w:r>
+        <w:rPr>
+          <w:rStyle w:val="NormalTok"/>
+        </w:rPr>
+        <w:t xml:space="preserve">io) </w:t>
+      </w:r>
+      <w:r>
+        <w:rPr>
+          <w:rStyle w:val="StringTok"/>
+        </w:rPr>
+        <w:t xml:space="preserve">'package:omnilore_scheduler/io/text_file_store_io.dart'</w:t>
+      </w:r>
+      <w:r>
+        <w:rPr>
+          <w:rStyle w:val="NormalTok"/>
+        </w:rPr>
+        <w:t xml:space="preserve">;</w:t>
       </w:r>
     </w:p>
     <w:p>
@@ -1413,6 +1465,7 @@
       <w:r>
         <w:rPr>
           <w:b/>
+          <w:bCs/>
         </w:rPr>
         <w:t xml:space="preserve">fails the build</w:t>
       </w:r>
@@ -1522,15 +1575,16 @@
         <w:t xml:space="preserve">) and update the gating script.</w:t>
       </w:r>
     </w:p>
+    <w:bookmarkEnd w:id="16"/>
+    <w:bookmarkEnd w:id="17"/>
+    <w:bookmarkStart w:id="21" w:name="X46943d63f119c9ede74ba7fd774158ca555b513"/>
     <w:p>
       <w:pPr>
         <w:pStyle w:val="Heading2"/>
       </w:pPr>
-      <w:bookmarkStart w:id="28" w:name="X46943d63f119c9ede74ba7fd774158ca555b513"/>
       <w:r>
         <w:t xml:space="preserve">4. Data Flow</w:t>
       </w:r>
-      <w:bookmarkEnd w:id="28"/>
     </w:p>
     <w:p>
       <w:pPr>
@@ -1588,18 +1642,18 @@
           <wp:inline>
             <wp:extent cx="5334000" cy="2400300"/>
             <wp:effectExtent b="0" l="0" r="0" t="0"/>
-            <wp:docPr descr="Data flow" title="" id="1" name="Picture"/>
+            <wp:docPr descr="Data flow" title="" id="19" name="Picture"/>
             <a:graphic>
               <a:graphicData uri="http://schemas.openxmlformats.org/drawingml/2006/picture">
                 <pic:pic>
                   <pic:nvPicPr>
-                    <pic:cNvPr descr="diagrams/data_flow.png" id="0" name="Picture"/>
+                    <pic:cNvPr descr="diagrams/data_flow.png" id="20" name="Picture"/>
                     <pic:cNvPicPr>
                       <a:picLocks noChangeArrowheads="1" noChangeAspect="1"/>
                     </pic:cNvPicPr>
                   </pic:nvPicPr>
                   <pic:blipFill>
-                    <a:blip r:embed="rId29"/>
+                    <a:blip r:embed="rId18"/>
                     <a:stretch>
                       <a:fillRect/>
                     </a:stretch>
@@ -1626,15 +1680,15 @@
         </w:drawing>
       </w:r>
     </w:p>
+    <w:bookmarkEnd w:id="21"/>
+    <w:bookmarkStart w:id="25" w:name="X332de71dd863334d694a9b09667d1953e7a5cc7"/>
     <w:p>
       <w:pPr>
         <w:pStyle w:val="Heading2"/>
       </w:pPr>
-      <w:bookmarkStart w:id="30" w:name="X332de71dd863334d694a9b09667d1953e7a5cc7"/>
       <w:r>
         <w:t xml:space="preserve">5. Pipeline State Machine</w:t>
       </w:r>
-      <w:bookmarkEnd w:id="30"/>
     </w:p>
     <w:p>
       <w:pPr>
@@ -1645,18 +1699,18 @@
           <wp:inline>
             <wp:extent cx="5334000" cy="1550193"/>
             <wp:effectExtent b="0" l="0" r="0" t="0"/>
-            <wp:docPr descr="State machine" title="" id="1" name="Picture"/>
+            <wp:docPr descr="State machine" title="" id="23" name="Picture"/>
             <a:graphic>
               <a:graphicData uri="http://schemas.openxmlformats.org/drawingml/2006/picture">
                 <pic:pic>
                   <pic:nvPicPr>
-                    <pic:cNvPr descr="diagrams/state_machine.png" id="0" name="Picture"/>
+                    <pic:cNvPr descr="diagrams/state_machine.png" id="24" name="Picture"/>
                     <pic:cNvPicPr>
                       <a:picLocks noChangeArrowheads="1" noChangeAspect="1"/>
                     </pic:cNvPicPr>
                   </pic:nvPicPr>
                   <pic:blipFill>
-                    <a:blip r:embed="rId31"/>
+                    <a:blip r:embed="rId22"/>
                     <a:stretch>
                       <a:fillRect/>
                     </a:stretch>
@@ -1720,6 +1774,7 @@
       <w:r>
         <w:rPr>
           <w:b/>
+          <w:bCs/>
         </w:rPr>
         <w:t xml:space="preserve">in order</w:t>
       </w:r>
@@ -1759,31 +1814,24 @@
     <w:tbl>
       <w:tblPr>
         <w:tblStyle w:val="Table"/>
-        <w:tblW w:type="pct" w:w="0.0"/>
-        <w:tblLook w:firstRow="1"/>
+        <w:tblW w:type="auto" w:w="0"/>
+        <w:tblLook w:firstRow="1" w:lastRow="0" w:firstColumn="0" w:lastColumn="0" w:noHBand="0" w:noVBand="0" w:val="0020"/>
       </w:tblPr>
       <w:tblGrid>
-        <w:gridCol w:w="2340"/>
-        <w:gridCol w:w="2340"/>
-        <w:gridCol w:w="2340"/>
-        <w:gridCol w:w="2340"/>
+        <w:gridCol w:w="1980"/>
+        <w:gridCol w:w="1980"/>
+        <w:gridCol w:w="1980"/>
+        <w:gridCol w:w="1980"/>
       </w:tblGrid>
-      <w:tblGrid/>
       <w:tr>
         <w:trPr>
-          <w:cnfStyle w:firstRow="1"/>
+          <w:tblHeader w:val="on"/>
         </w:trPr>
         <w:tc>
-          <w:tcPr>
-            <w:tcBorders>
-              <w:bottom w:val="single"/>
-            </w:tcBorders>
-            <w:vAlign w:val="bottom"/>
-          </w:tcPr>
-          <w:p>
-            <w:pPr>
-              <w:pStyle w:val="Compact"/>
-              <w:jc w:val="left"/>
+          <w:tcPr/>
+          <w:p>
+            <w:pPr>
+              <w:pStyle w:val="Compact"/>
             </w:pPr>
             <w:r>
               <w:t xml:space="preserve">State</w:t>
@@ -1791,16 +1839,10 @@
           </w:p>
         </w:tc>
         <w:tc>
-          <w:tcPr>
-            <w:tcBorders>
-              <w:bottom w:val="single"/>
-            </w:tcBorders>
-            <w:vAlign w:val="bottom"/>
-          </w:tcPr>
-          <w:p>
-            <w:pPr>
-              <w:pStyle w:val="Compact"/>
-              <w:jc w:val="left"/>
+          <w:tcPr/>
+          <w:p>
+            <w:pPr>
+              <w:pStyle w:val="Compact"/>
             </w:pPr>
             <w:r>
               <w:t xml:space="preserve">Entered when</w:t>
@@ -1808,16 +1850,10 @@
           </w:p>
         </w:tc>
         <w:tc>
-          <w:tcPr>
-            <w:tcBorders>
-              <w:bottom w:val="single"/>
-            </w:tcBorders>
-            <w:vAlign w:val="bottom"/>
-          </w:tcPr>
-          <w:p>
-            <w:pPr>
-              <w:pStyle w:val="Compact"/>
-              <w:jc w:val="left"/>
+          <w:tcPr/>
+          <w:p>
+            <w:pPr>
+              <w:pStyle w:val="Compact"/>
             </w:pPr>
             <w:r>
               <w:t xml:space="preserve">UI status label (</w:t>
@@ -1849,16 +1885,10 @@
           </w:p>
         </w:tc>
         <w:tc>
-          <w:tcPr>
-            <w:tcBorders>
-              <w:bottom w:val="single"/>
-            </w:tcBorders>
-            <w:vAlign w:val="bottom"/>
-          </w:tcPr>
-          <w:p>
-            <w:pPr>
-              <w:pStyle w:val="Compact"/>
-              <w:jc w:val="left"/>
+          <w:tcPr/>
+          <w:p>
+            <w:pPr>
+              <w:pStyle w:val="Compact"/>
             </w:pPr>
             <w:r>
               <w:t xml:space="preserve">What the UI gates on next</w:t>
@@ -1868,10 +1898,10 @@
       </w:tr>
       <w:tr>
         <w:tc>
-          <w:p>
-            <w:pPr>
-              <w:pStyle w:val="Compact"/>
-              <w:jc w:val="left"/>
+          <w:tcPr/>
+          <w:p>
+            <w:pPr>
+              <w:pStyle w:val="Compact"/>
             </w:pPr>
             <w:r>
               <w:rPr>
@@ -1882,10 +1912,10 @@
           </w:p>
         </w:tc>
         <w:tc>
-          <w:p>
-            <w:pPr>
-              <w:pStyle w:val="Compact"/>
-              <w:jc w:val="left"/>
+          <w:tcPr/>
+          <w:p>
+            <w:pPr>
+              <w:pStyle w:val="Compact"/>
             </w:pPr>
             <w:r>
               <w:t xml:space="preserve">course store is empty</w:t>
@@ -1893,10 +1923,10 @@
           </w:p>
         </w:tc>
         <w:tc>
-          <w:p>
-            <w:pPr>
-              <w:pStyle w:val="Compact"/>
-              <w:jc w:val="left"/>
+          <w:tcPr/>
+          <w:p>
+            <w:pPr>
+              <w:pStyle w:val="Compact"/>
             </w:pPr>
             <w:r>
               <w:t xml:space="preserve">"Need Courses"</w:t>
@@ -1904,10 +1934,10 @@
           </w:p>
         </w:tc>
         <w:tc>
-          <w:p>
-            <w:pPr>
-              <w:pStyle w:val="Compact"/>
-              <w:jc w:val="left"/>
+          <w:tcPr/>
+          <w:p>
+            <w:pPr>
+              <w:pStyle w:val="Compact"/>
             </w:pPr>
             <w:r>
               <w:t xml:space="preserve">Admin uses</w:t>
@@ -1918,6 +1948,7 @@
             <w:r>
               <w:rPr>
                 <w:b/>
+                <w:bCs/>
               </w:rPr>
               <w:t xml:space="preserve">File → Import Course</w:t>
             </w:r>
@@ -1929,10 +1960,10 @@
       </w:tr>
       <w:tr>
         <w:tc>
-          <w:p>
-            <w:pPr>
-              <w:pStyle w:val="Compact"/>
-              <w:jc w:val="left"/>
+          <w:tcPr/>
+          <w:p>
+            <w:pPr>
+              <w:pStyle w:val="Compact"/>
             </w:pPr>
             <w:r>
               <w:rPr>
@@ -1943,10 +1974,10 @@
           </w:p>
         </w:tc>
         <w:tc>
-          <w:p>
-            <w:pPr>
-              <w:pStyle w:val="Compact"/>
-              <w:jc w:val="left"/>
+          <w:tcPr/>
+          <w:p>
+            <w:pPr>
+              <w:pStyle w:val="Compact"/>
             </w:pPr>
             <w:r>
               <w:t xml:space="preserve">course OK, people store is empty</w:t>
@@ -1954,10 +1985,10 @@
           </w:p>
         </w:tc>
         <w:tc>
-          <w:p>
-            <w:pPr>
-              <w:pStyle w:val="Compact"/>
-              <w:jc w:val="left"/>
+          <w:tcPr/>
+          <w:p>
+            <w:pPr>
+              <w:pStyle w:val="Compact"/>
             </w:pPr>
             <w:r>
               <w:t xml:space="preserve">"Need People"</w:t>
@@ -1965,10 +1996,10 @@
           </w:p>
         </w:tc>
         <w:tc>
-          <w:p>
-            <w:pPr>
-              <w:pStyle w:val="Compact"/>
-              <w:jc w:val="left"/>
+          <w:tcPr/>
+          <w:p>
+            <w:pPr>
+              <w:pStyle w:val="Compact"/>
             </w:pPr>
             <w:r>
               <w:t xml:space="preserve">Admin uses</w:t>
@@ -1979,6 +2010,7 @@
             <w:r>
               <w:rPr>
                 <w:b/>
+                <w:bCs/>
               </w:rPr>
               <w:t xml:space="preserve">File → Import People</w:t>
             </w:r>
@@ -1990,10 +2022,10 @@
       </w:tr>
       <w:tr>
         <w:tc>
-          <w:p>
-            <w:pPr>
-              <w:pStyle w:val="Compact"/>
-              <w:jc w:val="left"/>
+          <w:tcPr/>
+          <w:p>
+            <w:pPr>
+              <w:pStyle w:val="Compact"/>
             </w:pPr>
             <w:r>
               <w:rPr>
@@ -2004,10 +2036,10 @@
           </w:p>
         </w:tc>
         <w:tc>
-          <w:p>
-            <w:pPr>
-              <w:pStyle w:val="Compact"/>
-              <w:jc w:val="left"/>
+          <w:tcPr/>
+          <w:p>
+            <w:pPr>
+              <w:pStyle w:val="Compact"/>
             </w:pPr>
             <w:r>
               <w:t xml:space="preserve">a person references an unknown course code</w:t>
@@ -2015,10 +2047,10 @@
           </w:p>
         </w:tc>
         <w:tc>
-          <w:p>
-            <w:pPr>
-              <w:pStyle w:val="Compact"/>
-              <w:jc w:val="left"/>
+          <w:tcPr/>
+          <w:p>
+            <w:pPr>
+              <w:pStyle w:val="Compact"/>
             </w:pPr>
             <w:r>
               <w:t xml:space="preserve">"Inconsistent"</w:t>
@@ -2026,10 +2058,10 @@
           </w:p>
         </w:tc>
         <w:tc>
-          <w:p>
-            <w:pPr>
-              <w:pStyle w:val="Compact"/>
-              <w:jc w:val="left"/>
+          <w:tcPr/>
+          <w:p>
+            <w:pPr>
+              <w:pStyle w:val="Compact"/>
             </w:pPr>
             <w:r>
               <w:t xml:space="preserve">Admin must fix the input file (offending code is in the exception message).</w:t>
@@ -2039,10 +2071,10 @@
       </w:tr>
       <w:tr>
         <w:tc>
-          <w:p>
-            <w:pPr>
-              <w:pStyle w:val="Compact"/>
-              <w:jc w:val="left"/>
+          <w:tcPr/>
+          <w:p>
+            <w:pPr>
+              <w:pStyle w:val="Compact"/>
             </w:pPr>
             <w:r>
               <w:rPr>
@@ -2053,10 +2085,10 @@
           </w:p>
         </w:tc>
         <w:tc>
-          <w:p>
-            <w:pPr>
-              <w:pStyle w:val="Compact"/>
-              <w:jc w:val="left"/>
+          <w:tcPr/>
+          <w:p>
+            <w:pPr>
+              <w:pStyle w:val="Compact"/>
             </w:pPr>
             <w:r>
               <w:t xml:space="preserve">at least one course is below its minimum class size</w:t>
@@ -2064,10 +2096,10 @@
           </w:p>
         </w:tc>
         <w:tc>
-          <w:p>
-            <w:pPr>
-              <w:pStyle w:val="Compact"/>
-              <w:jc w:val="left"/>
+          <w:tcPr/>
+          <w:p>
+            <w:pPr>
+              <w:pStyle w:val="Compact"/>
             </w:pPr>
             <w:r>
               <w:t xml:space="preserve">"Drop and Split"</w:t>
@@ -2075,10 +2107,10 @@
           </w:p>
         </w:tc>
         <w:tc>
-          <w:p>
-            <w:pPr>
-              <w:pStyle w:val="Compact"/>
-              <w:jc w:val="left"/>
+          <w:tcPr/>
+          <w:p>
+            <w:pPr>
+              <w:pStyle w:val="Compact"/>
             </w:pPr>
             <w:r>
               <w:t xml:space="preserve">Drop / split-mode controls light up on the affected rows.</w:t>
@@ -2088,10 +2120,10 @@
       </w:tr>
       <w:tr>
         <w:tc>
-          <w:p>
-            <w:pPr>
-              <w:pStyle w:val="Compact"/>
-              <w:jc w:val="left"/>
+          <w:tcPr/>
+          <w:p>
+            <w:pPr>
+              <w:pStyle w:val="Compact"/>
             </w:pPr>
             <w:r>
               <w:rPr>
@@ -2102,10 +2134,10 @@
           </w:p>
         </w:tc>
         <w:tc>
-          <w:p>
-            <w:pPr>
-              <w:pStyle w:val="Compact"/>
-              <w:jc w:val="left"/>
+          <w:tcPr/>
+          <w:p>
+            <w:pPr>
+              <w:pStyle w:val="Compact"/>
             </w:pPr>
             <w:r>
               <w:t xml:space="preserve">at least one course is over its maximum size</w:t>
@@ -2113,10 +2145,10 @@
           </w:p>
         </w:tc>
         <w:tc>
-          <w:p>
-            <w:pPr>
-              <w:pStyle w:val="Compact"/>
-              <w:jc w:val="left"/>
+          <w:tcPr/>
+          <w:p>
+            <w:pPr>
+              <w:pStyle w:val="Compact"/>
             </w:pPr>
             <w:r>
               <w:t xml:space="preserve">"Drop and Split"</w:t>
@@ -2124,10 +2156,10 @@
           </w:p>
         </w:tc>
         <w:tc>
-          <w:p>
-            <w:pPr>
-              <w:pStyle w:val="Compact"/>
-              <w:jc w:val="left"/>
+          <w:tcPr/>
+          <w:p>
+            <w:pPr>
+              <w:pStyle w:val="Compact"/>
             </w:pPr>
             <w:r>
               <w:t xml:space="preserve">Show Splits preview is required before commit.</w:t>
@@ -2137,10 +2169,10 @@
       </w:tr>
       <w:tr>
         <w:tc>
-          <w:p>
-            <w:pPr>
-              <w:pStyle w:val="Compact"/>
-              <w:jc w:val="left"/>
+          <w:tcPr/>
+          <w:p>
+            <w:pPr>
+              <w:pStyle w:val="Compact"/>
             </w:pPr>
             <w:r>
               <w:rPr>
@@ -2151,10 +2183,10 @@
           </w:p>
         </w:tc>
         <w:tc>
-          <w:p>
-            <w:pPr>
-              <w:pStyle w:val="Compact"/>
-              <w:jc w:val="left"/>
+          <w:tcPr/>
+          <w:p>
+            <w:pPr>
+              <w:pStyle w:val="Compact"/>
             </w:pPr>
             <w:r>
               <w:t xml:space="preserve">all classes sized; some unscheduled</w:t>
@@ -2162,10 +2194,10 @@
           </w:p>
         </w:tc>
         <w:tc>
-          <w:p>
-            <w:pPr>
-              <w:pStyle w:val="Compact"/>
-              <w:jc w:val="left"/>
+          <w:tcPr/>
+          <w:p>
+            <w:pPr>
+              <w:pStyle w:val="Compact"/>
             </w:pPr>
             <w:r>
               <w:t xml:space="preserve">"Schedule"</w:t>
@@ -2173,10 +2205,10 @@
           </w:p>
         </w:tc>
         <w:tc>
-          <w:p>
-            <w:pPr>
-              <w:pStyle w:val="Compact"/>
-              <w:jc w:val="left"/>
+          <w:tcPr/>
+          <w:p>
+            <w:pPr>
+              <w:pStyle w:val="Compact"/>
             </w:pPr>
             <w:r>
               <w:t xml:space="preserve">The twenty-slot table is live; click-to-assign / click-again-to-deselect.</w:t>
@@ -2186,10 +2218,10 @@
       </w:tr>
       <w:tr>
         <w:tc>
-          <w:p>
-            <w:pPr>
-              <w:pStyle w:val="Compact"/>
-              <w:jc w:val="left"/>
+          <w:tcPr/>
+          <w:p>
+            <w:pPr>
+              <w:pStyle w:val="Compact"/>
             </w:pPr>
             <w:r>
               <w:rPr>
@@ -2200,10 +2232,10 @@
           </w:p>
         </w:tc>
         <w:tc>
-          <w:p>
-            <w:pPr>
-              <w:pStyle w:val="Compact"/>
-              <w:jc w:val="left"/>
+          <w:tcPr/>
+          <w:p>
+            <w:pPr>
+              <w:pStyle w:val="Compact"/>
             </w:pPr>
             <w:r>
               <w:t xml:space="preserve">all scheduled; coordinators incomplete</w:t>
@@ -2211,10 +2243,10 @@
           </w:p>
         </w:tc>
         <w:tc>
-          <w:p>
-            <w:pPr>
-              <w:pStyle w:val="Compact"/>
-              <w:jc w:val="left"/>
+          <w:tcPr/>
+          <w:p>
+            <w:pPr>
+              <w:pStyle w:val="Compact"/>
             </w:pPr>
             <w:r>
               <w:t xml:space="preserve">"Coordinator"</w:t>
@@ -2222,10 +2254,10 @@
           </w:p>
         </w:tc>
         <w:tc>
-          <w:p>
-            <w:pPr>
-              <w:pStyle w:val="Compact"/>
-              <w:jc w:val="left"/>
+          <w:tcPr/>
+          <w:p>
+            <w:pPr>
+              <w:pStyle w:val="Compact"/>
             </w:pPr>
             <w:r>
               <w:rPr>
@@ -2259,10 +2291,10 @@
       </w:tr>
       <w:tr>
         <w:tc>
-          <w:p>
-            <w:pPr>
-              <w:pStyle w:val="Compact"/>
-              <w:jc w:val="left"/>
+          <w:tcPr/>
+          <w:p>
+            <w:pPr>
+              <w:pStyle w:val="Compact"/>
             </w:pPr>
             <w:r>
               <w:rPr>
@@ -2273,10 +2305,10 @@
           </w:p>
         </w:tc>
         <w:tc>
-          <w:p>
-            <w:pPr>
-              <w:pStyle w:val="Compact"/>
-              <w:jc w:val="left"/>
+          <w:tcPr/>
+          <w:p>
+            <w:pPr>
+              <w:pStyle w:val="Compact"/>
             </w:pPr>
             <w:r>
               <w:t xml:space="preserve">everything assigned</w:t>
@@ -2284,10 +2316,10 @@
           </w:p>
         </w:tc>
         <w:tc>
-          <w:p>
-            <w:pPr>
-              <w:pStyle w:val="Compact"/>
-              <w:jc w:val="left"/>
+          <w:tcPr/>
+          <w:p>
+            <w:pPr>
+              <w:pStyle w:val="Compact"/>
             </w:pPr>
             <w:r>
               <w:t xml:space="preserve">"Output"</w:t>
@@ -2295,10 +2327,10 @@
           </w:p>
         </w:tc>
         <w:tc>
-          <w:p>
-            <w:pPr>
-              <w:pStyle w:val="Compact"/>
-              <w:jc w:val="left"/>
+          <w:tcPr/>
+          <w:p>
+            <w:pPr>
+              <w:pStyle w:val="Compact"/>
             </w:pPr>
             <w:r>
               <w:t xml:space="preserve">All four exports are unlocked.</w:t>
@@ -2320,6 +2352,7 @@
       <w:r>
         <w:rPr>
           <w:b/>
+          <w:bCs/>
         </w:rPr>
         <w:t xml:space="preserve">monotonic forward</w:t>
       </w:r>
@@ -2330,384 +2363,390 @@
         <w:t xml:space="preserve">but reactive backward: dropping a course or rebalancing a split rewinds downstream stages and the UI greys out their controls until the upstream constraint is satisfied again.</w:t>
       </w:r>
     </w:p>
+    <w:bookmarkEnd w:id="25"/>
+    <w:bookmarkStart w:id="26" w:name="Xe298afc9631da6c06e731bb5a6c576d0d08a3cb"/>
     <w:p>
       <w:pPr>
         <w:pStyle w:val="Heading2"/>
       </w:pPr>
-      <w:bookmarkStart w:id="32" w:name="Xe298afc9631da6c06e731bb5a6c576d0d08a3cb"/>
       <w:r>
         <w:t xml:space="preserve">6. Key Design Choices</w:t>
       </w:r>
-      <w:bookmarkEnd w:id="32"/>
-    </w:p>
-    <w:p>
-      <w:pPr>
+    </w:p>
+    <w:p>
+      <w:pPr>
+        <w:pStyle w:val="Compact"/>
         <w:numPr>
           <w:ilvl w:val="0"/>
           <w:numId w:val="1003"/>
         </w:numPr>
+      </w:pPr>
+      <w:r>
+        <w:rPr>
+          <w:b/>
+          <w:bCs/>
+        </w:rPr>
+        <w:t xml:space="preserve">Single Dart engine for desktop and web.</w:t>
+      </w:r>
+      <w:r>
+        <w:t xml:space="preserve"> </w:t>
+      </w:r>
+      <w:r>
+        <w:t xml:space="preserve">The compute and model layers are pure Dart with no Flutter or</w:t>
+      </w:r>
+      <w:r>
+        <w:t xml:space="preserve"> </w:t>
+      </w:r>
+      <w:r>
+        <w:rPr>
+          <w:rStyle w:val="VerbatimChar"/>
+        </w:rPr>
+        <w:t xml:space="preserve">dart:io</w:t>
+      </w:r>
+      <w:r>
+        <w:t xml:space="preserve"> </w:t>
+      </w:r>
+      <w:r>
+        <w:t xml:space="preserve">dependencies. This keeps the desktop-vs-web fork to the I/O surface only, which is the smallest possible blast radius.</w:t>
+      </w:r>
+    </w:p>
+    <w:p>
+      <w:pPr>
         <w:pStyle w:val="Compact"/>
-      </w:pPr>
-      <w:r>
-        <w:rPr>
-          <w:b/>
-        </w:rPr>
-        <w:t xml:space="preserve">Single Dart engine for desktop and web.</w:t>
-      </w:r>
-      <w:r>
-        <w:t xml:space="preserve"> </w:t>
-      </w:r>
-      <w:r>
-        <w:t xml:space="preserve">The compute and model layers are pure Dart with no Flutter or</w:t>
-      </w:r>
-      <w:r>
-        <w:t xml:space="preserve"> </w:t>
-      </w:r>
-      <w:r>
-        <w:rPr>
-          <w:rStyle w:val="VerbatimChar"/>
-        </w:rPr>
-        <w:t xml:space="preserve">dart:io</w:t>
-      </w:r>
-      <w:r>
-        <w:t xml:space="preserve"> </w:t>
-      </w:r>
-      <w:r>
-        <w:t xml:space="preserve">dependencies. This keeps the desktop-vs-web fork to the I/O surface only, which is the smallest possible blast radius.</w:t>
-      </w:r>
-    </w:p>
-    <w:p>
-      <w:pPr>
         <w:numPr>
           <w:ilvl w:val="0"/>
           <w:numId w:val="1003"/>
         </w:numPr>
+      </w:pPr>
+      <w:r>
+        <w:rPr>
+          <w:b/>
+          <w:bCs/>
+        </w:rPr>
+        <w:t xml:space="preserve">Bundled save format.</w:t>
+      </w:r>
+      <w:r>
+        <w:t xml:space="preserve"> </w:t>
+      </w:r>
+      <w:r>
+        <w:t xml:space="preserve">A single text file (</w:t>
+      </w:r>
+      <w:r>
+        <w:rPr>
+          <w:rStyle w:val="VerbatimChar"/>
+        </w:rPr>
+        <w:t xml:space="preserve">CourseFile:</w:t>
+      </w:r>
+      <w:r>
+        <w:t xml:space="preserve"> </w:t>
+      </w:r>
+      <w:r>
+        <w:t xml:space="preserve">+</w:t>
+      </w:r>
+      <w:r>
+        <w:t xml:space="preserve"> </w:t>
+      </w:r>
+      <w:r>
+        <w:rPr>
+          <w:rStyle w:val="VerbatimChar"/>
+        </w:rPr>
+        <w:t xml:space="preserve">PeopleFile:</w:t>
+      </w:r>
+      <w:r>
+        <w:t xml:space="preserve"> </w:t>
+      </w:r>
+      <w:r>
+        <w:t xml:space="preserve">+</w:t>
+      </w:r>
+      <w:r>
+        <w:t xml:space="preserve"> </w:t>
+      </w:r>
+      <w:r>
+        <w:rPr>
+          <w:rStyle w:val="VerbatimChar"/>
+        </w:rPr>
+        <w:t xml:space="preserve">Setting:</w:t>
+      </w:r>
+      <w:r>
+        <w:t xml:space="preserve"> </w:t>
+      </w:r>
+      <w:r>
+        <w:t xml:space="preserve">sections) restores the entire working session. This was chosen over JSON because (a) it remains diff-friendly and human-readable for stakeholder review, (b) it allows admins to hand-edit a snapshot if needed, and (c) it preserves the original tab-delimited input data while normalizing only section-boundary newlines — useful for traceability and re-running.</w:t>
+      </w:r>
+    </w:p>
+    <w:p>
+      <w:pPr>
         <w:pStyle w:val="Compact"/>
-      </w:pPr>
-      <w:r>
-        <w:rPr>
-          <w:b/>
-        </w:rPr>
-        <w:t xml:space="preserve">Bundled save format.</w:t>
-      </w:r>
-      <w:r>
-        <w:t xml:space="preserve"> </w:t>
-      </w:r>
-      <w:r>
-        <w:t xml:space="preserve">A single text file (</w:t>
-      </w:r>
-      <w:r>
-        <w:rPr>
-          <w:rStyle w:val="VerbatimChar"/>
-        </w:rPr>
-        <w:t xml:space="preserve">CourseFile:</w:t>
-      </w:r>
-      <w:r>
-        <w:t xml:space="preserve"> </w:t>
-      </w:r>
-      <w:r>
-        <w:t xml:space="preserve">+</w:t>
-      </w:r>
-      <w:r>
-        <w:t xml:space="preserve"> </w:t>
-      </w:r>
-      <w:r>
-        <w:rPr>
-          <w:rStyle w:val="VerbatimChar"/>
-        </w:rPr>
-        <w:t xml:space="preserve">PeopleFile:</w:t>
-      </w:r>
-      <w:r>
-        <w:t xml:space="preserve"> </w:t>
-      </w:r>
-      <w:r>
-        <w:t xml:space="preserve">+</w:t>
-      </w:r>
-      <w:r>
-        <w:t xml:space="preserve"> </w:t>
-      </w:r>
-      <w:r>
-        <w:rPr>
-          <w:rStyle w:val="VerbatimChar"/>
-        </w:rPr>
-        <w:t xml:space="preserve">Setting:</w:t>
-      </w:r>
-      <w:r>
-        <w:t xml:space="preserve"> </w:t>
-      </w:r>
-      <w:r>
-        <w:t xml:space="preserve">sections) restores the entire working session. This was chosen over JSON because (a) it remains diff-friendly and human-readable for stakeholder review, (b) it allows admins to hand-edit a snapshot if needed, and (c) it preserves the original tab-delimited input bytes — useful for traceability and re-running.</w:t>
-      </w:r>
-    </w:p>
-    <w:p>
-      <w:pPr>
         <w:numPr>
           <w:ilvl w:val="0"/>
           <w:numId w:val="1003"/>
         </w:numPr>
+      </w:pPr>
+      <w:r>
+        <w:rPr>
+          <w:b/>
+          <w:bCs/>
+        </w:rPr>
+        <w:t xml:space="preserve">Autosave is convenience, not durability.</w:t>
+      </w:r>
+      <w:r>
+        <w:t xml:space="preserve"> </w:t>
+      </w:r>
+      <w:r>
+        <w:t xml:space="preserve">Web autosave writes to browser</w:t>
+      </w:r>
+      <w:r>
+        <w:t xml:space="preserve"> </w:t>
+      </w:r>
+      <w:r>
+        <w:rPr>
+          <w:rStyle w:val="VerbatimChar"/>
+        </w:rPr>
+        <w:t xml:space="preserve">localStorage</w:t>
+      </w:r>
+      <w:r>
+        <w:t xml:space="preserve"> </w:t>
+      </w:r>
+      <w:r>
+        <w:t xml:space="preserve">and is therefore tied to that browser profile and device. The user-facing message and the runbook treat</w:t>
+      </w:r>
+      <w:r>
+        <w:t xml:space="preserve"> </w:t>
+      </w:r>
+      <w:r>
+        <w:rPr>
+          <w:rStyle w:val="VerbatimChar"/>
+        </w:rPr>
+        <w:t xml:space="preserve">Save As</w:t>
+      </w:r>
+      <w:r>
+        <w:t xml:space="preserve"> </w:t>
+      </w:r>
+      <w:r>
+        <w:t xml:space="preserve">to a real file as the only operational backup.</w:t>
+      </w:r>
+    </w:p>
+    <w:p>
+      <w:pPr>
         <w:pStyle w:val="Compact"/>
-      </w:pPr>
-      <w:r>
-        <w:rPr>
-          <w:b/>
-        </w:rPr>
-        <w:t xml:space="preserve">Autosave is convenience, not durability.</w:t>
-      </w:r>
-      <w:r>
-        <w:t xml:space="preserve"> </w:t>
-      </w:r>
-      <w:r>
-        <w:t xml:space="preserve">Web autosave writes to browser</w:t>
-      </w:r>
-      <w:r>
-        <w:t xml:space="preserve"> </w:t>
-      </w:r>
-      <w:r>
-        <w:rPr>
-          <w:rStyle w:val="VerbatimChar"/>
-        </w:rPr>
-        <w:t xml:space="preserve">localStorage</w:t>
-      </w:r>
-      <w:r>
-        <w:t xml:space="preserve"> </w:t>
-      </w:r>
-      <w:r>
-        <w:t xml:space="preserve">and is therefore tied to that browser profile and device. The user-facing message and the runbook treat</w:t>
-      </w:r>
-      <w:r>
-        <w:t xml:space="preserve"> </w:t>
-      </w:r>
-      <w:r>
-        <w:rPr>
-          <w:rStyle w:val="VerbatimChar"/>
-        </w:rPr>
-        <w:t xml:space="preserve">Save As</w:t>
-      </w:r>
-      <w:r>
-        <w:t xml:space="preserve"> </w:t>
-      </w:r>
-      <w:r>
-        <w:t xml:space="preserve">to a real file as the only operational backup.</w:t>
-      </w:r>
-    </w:p>
-    <w:p>
-      <w:pPr>
         <w:numPr>
           <w:ilvl w:val="0"/>
           <w:numId w:val="1003"/>
         </w:numPr>
+      </w:pPr>
+      <w:r>
+        <w:rPr>
+          <w:b/>
+          <w:bCs/>
+        </w:rPr>
+        <w:t xml:space="preserve">No backend.</w:t>
+      </w:r>
+      <w:r>
+        <w:t xml:space="preserve"> </w:t>
+      </w:r>
+      <w:r>
+        <w:t xml:space="preserve">The application is entirely client-side. There is no database, no auth, no API, and no PII server-side. PII (names, phone numbers) lives only in the admin's browser session and in the files they choose to save.</w:t>
+      </w:r>
+    </w:p>
+    <w:p>
+      <w:pPr>
         <w:pStyle w:val="Compact"/>
-      </w:pPr>
-      <w:r>
-        <w:rPr>
-          <w:b/>
-        </w:rPr>
-        <w:t xml:space="preserve">No backend.</w:t>
-      </w:r>
-      <w:r>
-        <w:t xml:space="preserve"> </w:t>
-      </w:r>
-      <w:r>
-        <w:t xml:space="preserve">The application is entirely client-side. There is no database, no auth, no API, and no PII server-side. PII (names, phone numbers) lives only in the admin's browser session and in the files they choose to save.</w:t>
-      </w:r>
-    </w:p>
-    <w:p>
-      <w:pPr>
         <w:numPr>
           <w:ilvl w:val="0"/>
           <w:numId w:val="1003"/>
         </w:numPr>
+      </w:pPr>
+      <w:r>
+        <w:rPr>
+          <w:b/>
+          <w:bCs/>
+        </w:rPr>
+        <w:t xml:space="preserve">Static-asset deploy.</w:t>
+      </w:r>
+      <w:r>
+        <w:t xml:space="preserve"> </w:t>
+      </w:r>
+      <w:r>
+        <w:t xml:space="preserve">The web build is just static files. EC2 + nginx/Apache was the path of least resistance because Omnilore already has an AWS account; the doc includes a recommendation to migrate to S3 + CloudFront in the long term (see</w:t>
+      </w:r>
+      <w:r>
+        <w:t xml:space="preserve"> </w:t>
+      </w:r>
+      <w:r>
+        <w:rPr>
+          <w:rStyle w:val="VerbatimChar"/>
+        </w:rPr>
+        <w:t xml:space="preserve">Backlog_Known_Issues_Roadmap.md</w:t>
+      </w:r>
+      <w:r>
+        <w:t xml:space="preserve">, P2).</w:t>
+      </w:r>
+    </w:p>
+    <w:p>
+      <w:pPr>
         <w:pStyle w:val="Compact"/>
-      </w:pPr>
-      <w:r>
-        <w:rPr>
-          <w:b/>
-        </w:rPr>
-        <w:t xml:space="preserve">Static-asset deploy.</w:t>
-      </w:r>
-      <w:r>
-        <w:t xml:space="preserve"> </w:t>
-      </w:r>
-      <w:r>
-        <w:t xml:space="preserve">The web build is just static files. EC2 + nginx/Apache was the path of least resistance because Omnilore already has an AWS account; the doc includes a recommendation to migrate to S3 + CloudFront in the long term (see</w:t>
-      </w:r>
-      <w:r>
-        <w:t xml:space="preserve"> </w:t>
-      </w:r>
-      <w:r>
-        <w:rPr>
-          <w:rStyle w:val="VerbatimChar"/>
-        </w:rPr>
-        <w:t xml:space="preserve">Backlog_Known_Issues_Roadmap.md</w:t>
-      </w:r>
-      <w:r>
-        <w:t xml:space="preserve">, P2).</w:t>
-      </w:r>
-    </w:p>
-    <w:p>
-      <w:pPr>
         <w:numPr>
           <w:ilvl w:val="0"/>
           <w:numId w:val="1003"/>
         </w:numPr>
+      </w:pPr>
+      <w:r>
+        <w:rPr>
+          <w:b/>
+          <w:bCs/>
+        </w:rPr>
+        <w:t xml:space="preserve">Aggressive platform gating.</w:t>
+      </w:r>
+      <w:r>
+        <w:t xml:space="preserve"> </w:t>
+      </w:r>
+      <w:r>
+        <w:t xml:space="preserve">Catching a desktop-only import at CI time is cheap; debugging a runtime</w:t>
+      </w:r>
+      <w:r>
+        <w:t xml:space="preserve"> </w:t>
+      </w:r>
+      <w:r>
+        <w:rPr>
+          <w:rStyle w:val="VerbatimChar"/>
+        </w:rPr>
+        <w:t xml:space="preserve">dart:io</w:t>
+      </w:r>
+      <w:r>
+        <w:t xml:space="preserve"> </w:t>
+      </w:r>
+      <w:r>
+        <w:t xml:space="preserve">failure in a stakeholder's browser is not. The grep-based gating script and matching test prevent that.</w:t>
+      </w:r>
+    </w:p>
+    <w:bookmarkEnd w:id="26"/>
+    <w:bookmarkStart w:id="27" w:name="X15ac660088bdc66e5f9fa7cce76a774ecb52a26"/>
+    <w:p>
+      <w:pPr>
+        <w:pStyle w:val="Heading2"/>
+      </w:pPr>
+      <w:r>
+        <w:t xml:space="preserve">7. Known Limits</w:t>
+      </w:r>
+    </w:p>
+    <w:p>
+      <w:pPr>
         <w:pStyle w:val="Compact"/>
-      </w:pPr>
-      <w:r>
-        <w:rPr>
-          <w:b/>
-        </w:rPr>
-        <w:t xml:space="preserve">Aggressive platform gating.</w:t>
-      </w:r>
-      <w:r>
-        <w:t xml:space="preserve"> </w:t>
-      </w:r>
-      <w:r>
-        <w:t xml:space="preserve">Catching a desktop-only import at CI time is cheap; debugging a runtime</w:t>
-      </w:r>
-      <w:r>
-        <w:t xml:space="preserve"> </w:t>
-      </w:r>
-      <w:r>
-        <w:rPr>
-          <w:rStyle w:val="VerbatimChar"/>
-        </w:rPr>
-        <w:t xml:space="preserve">dart:io</w:t>
-      </w:r>
-      <w:r>
-        <w:t xml:space="preserve"> </w:t>
-      </w:r>
-      <w:r>
-        <w:t xml:space="preserve">failure in a stakeholder's browser is not. The grep-based gating script and matching test prevent that.</w:t>
-      </w:r>
-    </w:p>
-    <w:p>
-      <w:pPr>
-        <w:pStyle w:val="Heading2"/>
-      </w:pPr>
-      <w:bookmarkStart w:id="33" w:name="X15ac660088bdc66e5f9fa7cce76a774ecb52a26"/>
-      <w:r>
-        <w:t xml:space="preserve">7. Known Limits</w:t>
-      </w:r>
-      <w:bookmarkEnd w:id="33"/>
-    </w:p>
-    <w:p>
-      <w:pPr>
         <w:numPr>
           <w:ilvl w:val="0"/>
           <w:numId w:val="1004"/>
         </w:numPr>
+      </w:pPr>
+      <w:r>
+        <w:t xml:space="preserve">The app is a single-user, client-side scheduling tool. There is no shared state, multi-user collaboration, audit log, or user identity.</w:t>
+      </w:r>
+    </w:p>
+    <w:p>
+      <w:pPr>
         <w:pStyle w:val="Compact"/>
-      </w:pPr>
-      <w:r>
-        <w:t xml:space="preserve">The app is a single-user, client-side scheduling tool. There is no shared state, multi-user collaboration, audit log, or user identity.</w:t>
-      </w:r>
-    </w:p>
-    <w:p>
-      <w:pPr>
         <w:numPr>
           <w:ilvl w:val="0"/>
           <w:numId w:val="1004"/>
         </w:numPr>
+      </w:pPr>
+      <w:r>
+        <w:t xml:space="preserve">Browser autosave is browser-profile-scoped. Switching browsers, profiles, or devices loses the autosave; admins must</w:t>
+      </w:r>
+      <w:r>
+        <w:t xml:space="preserve"> </w:t>
+      </w:r>
+      <w:r>
+        <w:rPr>
+          <w:rStyle w:val="VerbatimChar"/>
+        </w:rPr>
+        <w:t xml:space="preserve">Save As</w:t>
+      </w:r>
+      <w:r>
+        <w:t xml:space="preserve"> </w:t>
+      </w:r>
+      <w:r>
+        <w:t xml:space="preserve">to a portable bundle.</w:t>
+      </w:r>
+    </w:p>
+    <w:p>
+      <w:pPr>
         <w:pStyle w:val="Compact"/>
-      </w:pPr>
-      <w:r>
-        <w:t xml:space="preserve">Browser autosave is browser-profile-scoped. Switching browsers, profiles, or devices loses the autosave; admins must</w:t>
-      </w:r>
-      <w:r>
-        <w:t xml:space="preserve"> </w:t>
-      </w:r>
-      <w:r>
-        <w:rPr>
-          <w:rStyle w:val="VerbatimChar"/>
-        </w:rPr>
-        <w:t xml:space="preserve">Save As</w:t>
-      </w:r>
-      <w:r>
-        <w:t xml:space="preserve"> </w:t>
-      </w:r>
-      <w:r>
-        <w:t xml:space="preserve">to a portable bundle.</w:t>
-      </w:r>
-    </w:p>
-    <w:p>
-      <w:pPr>
         <w:numPr>
           <w:ilvl w:val="0"/>
           <w:numId w:val="1004"/>
         </w:numPr>
+      </w:pPr>
+      <w:r>
+        <w:rPr>
+          <w:rStyle w:val="VerbatimChar"/>
+        </w:rPr>
+        <w:t xml:space="preserve">showSaveFilePicker</w:t>
+      </w:r>
+      <w:r>
+        <w:t xml:space="preserve"> </w:t>
+      </w:r>
+      <w:r>
+        <w:t xml:space="preserve">support varies by browser. On unsupported browsers (notably Firefox at the time of writing) the save flow falls back to a normal download.</w:t>
+      </w:r>
+    </w:p>
+    <w:p>
+      <w:pPr>
         <w:pStyle w:val="Compact"/>
-      </w:pPr>
-      <w:r>
-        <w:rPr>
-          <w:rStyle w:val="VerbatimChar"/>
-        </w:rPr>
-        <w:t xml:space="preserve">showSaveFilePicker</w:t>
-      </w:r>
-      <w:r>
-        <w:t xml:space="preserve"> </w:t>
-      </w:r>
-      <w:r>
-        <w:t xml:space="preserve">support varies by browser. On unsupported browsers (notably Firefox at the time of writing) the save flow falls back to a normal download.</w:t>
-      </w:r>
-    </w:p>
-    <w:p>
-      <w:pPr>
         <w:numPr>
           <w:ilvl w:val="0"/>
           <w:numId w:val="1004"/>
         </w:numPr>
+      </w:pPr>
+      <w:r>
+        <w:t xml:space="preserve">AWS deployment currently overwrites</w:t>
+      </w:r>
+      <w:r>
+        <w:t xml:space="preserve"> </w:t>
+      </w:r>
+      <w:r>
+        <w:rPr>
+          <w:rStyle w:val="VerbatimChar"/>
+        </w:rPr>
+        <w:t xml:space="preserve">/var/www/html</w:t>
+      </w:r>
+      <w:r>
+        <w:t xml:space="preserve"> </w:t>
+      </w:r>
+      <w:r>
+        <w:t xml:space="preserve">on EC2 in place. There is no automated rollback artifact; rollback is "redeploy a known-good commit" (see</w:t>
+      </w:r>
+      <w:r>
+        <w:t xml:space="preserve"> </w:t>
+      </w:r>
+      <w:r>
+        <w:rPr>
+          <w:rStyle w:val="VerbatimChar"/>
+        </w:rPr>
+        <w:t xml:space="preserve">Operations_Runbook.md</w:t>
+      </w:r>
+      <w:r>
+        <w:t xml:space="preserve">).</w:t>
+      </w:r>
+    </w:p>
+    <w:p>
+      <w:pPr>
         <w:pStyle w:val="Compact"/>
-      </w:pPr>
-      <w:r>
-        <w:t xml:space="preserve">AWS deployment currently overwrites</w:t>
-      </w:r>
-      <w:r>
-        <w:t xml:space="preserve"> </w:t>
-      </w:r>
-      <w:r>
-        <w:rPr>
-          <w:rStyle w:val="VerbatimChar"/>
-        </w:rPr>
-        <w:t xml:space="preserve">/var/www/html</w:t>
-      </w:r>
-      <w:r>
-        <w:t xml:space="preserve"> </w:t>
-      </w:r>
-      <w:r>
-        <w:t xml:space="preserve">on EC2 in place. There is no automated rollback artifact; rollback is "redeploy a known-good commit" (see</w:t>
-      </w:r>
-      <w:r>
-        <w:t xml:space="preserve"> </w:t>
-      </w:r>
-      <w:r>
-        <w:rPr>
-          <w:rStyle w:val="VerbatimChar"/>
-        </w:rPr>
-        <w:t xml:space="preserve">Operations_Runbook.md</w:t>
-      </w:r>
-      <w:r>
-        <w:t xml:space="preserve">).</w:t>
-      </w:r>
-    </w:p>
-    <w:p>
-      <w:pPr>
         <w:numPr>
           <w:ilvl w:val="0"/>
           <w:numId w:val="1004"/>
         </w:numPr>
+      </w:pPr>
+      <w:r>
+        <w:t xml:space="preserve">Performance under unusually large datasets (well beyond the 24-course / 267-person fixture) is not separately profiled.</w:t>
+      </w:r>
+    </w:p>
+    <w:p>
+      <w:pPr>
         <w:pStyle w:val="Compact"/>
-      </w:pPr>
-      <w:r>
-        <w:t xml:space="preserve">Performance under unusually large datasets (well beyond the 24-course / 267-person fixture) is not separately profiled.</w:t>
-      </w:r>
-    </w:p>
-    <w:p>
-      <w:pPr>
         <w:numPr>
           <w:ilvl w:val="0"/>
           <w:numId w:val="1004"/>
         </w:numPr>
-        <w:pStyle w:val="Compact"/>
       </w:pPr>
       <w:r>
         <w:t xml:space="preserve">The optional AI-assisted scheduling enhancement from D1 was deferred by stakeholder agreement and is</w:t>
@@ -2718,6 +2757,7 @@
       <w:r>
         <w:rPr>
           <w:b/>
+          <w:bCs/>
         </w:rPr>
         <w:t xml:space="preserve">not</w:t>
       </w:r>
@@ -2728,43 +2768,36 @@
         <w:t xml:space="preserve">delivered.</w:t>
       </w:r>
     </w:p>
+    <w:bookmarkEnd w:id="27"/>
+    <w:bookmarkStart w:id="28" w:name="Xadb835c671a39707a2ed7fdfc6ef4915ef7891f"/>
     <w:p>
       <w:pPr>
         <w:pStyle w:val="Heading2"/>
       </w:pPr>
-      <w:bookmarkStart w:id="34" w:name="Xadb835c671a39707a2ed7fdfc6ef4915ef7891f"/>
       <w:r>
         <w:t xml:space="preserve">8. Where to extend the system</w:t>
       </w:r>
-      <w:bookmarkEnd w:id="34"/>
     </w:p>
     <w:tbl>
       <w:tblPr>
         <w:tblStyle w:val="Table"/>
-        <w:tblW w:type="pct" w:w="0.0"/>
-        <w:tblLook w:firstRow="1"/>
+        <w:tblW w:type="auto" w:w="0"/>
+        <w:tblLook w:firstRow="1" w:lastRow="0" w:firstColumn="0" w:lastColumn="0" w:noHBand="0" w:noVBand="0" w:val="0020"/>
       </w:tblPr>
       <w:tblGrid>
-        <w:gridCol w:w="3120"/>
-        <w:gridCol w:w="3120"/>
-        <w:gridCol w:w="3120"/>
+        <w:gridCol w:w="2640"/>
+        <w:gridCol w:w="2640"/>
+        <w:gridCol w:w="2640"/>
       </w:tblGrid>
-      <w:tblGrid/>
       <w:tr>
         <w:trPr>
-          <w:cnfStyle w:firstRow="1"/>
+          <w:tblHeader w:val="on"/>
         </w:trPr>
         <w:tc>
-          <w:tcPr>
-            <w:tcBorders>
-              <w:bottom w:val="single"/>
-            </w:tcBorders>
-            <w:vAlign w:val="bottom"/>
-          </w:tcPr>
-          <w:p>
-            <w:pPr>
-              <w:pStyle w:val="Compact"/>
-              <w:jc w:val="left"/>
+          <w:tcPr/>
+          <w:p>
+            <w:pPr>
+              <w:pStyle w:val="Compact"/>
             </w:pPr>
             <w:r>
               <w:t xml:space="preserve">Need</w:t>
@@ -2772,16 +2805,10 @@
           </w:p>
         </w:tc>
         <w:tc>
-          <w:tcPr>
-            <w:tcBorders>
-              <w:bottom w:val="single"/>
-            </w:tcBorders>
-            <w:vAlign w:val="bottom"/>
-          </w:tcPr>
-          <w:p>
-            <w:pPr>
-              <w:pStyle w:val="Compact"/>
-              <w:jc w:val="left"/>
+          <w:tcPr/>
+          <w:p>
+            <w:pPr>
+              <w:pStyle w:val="Compact"/>
             </w:pPr>
             <w:r>
               <w:t xml:space="preserve">Touch this</w:t>
@@ -2789,16 +2816,10 @@
           </w:p>
         </w:tc>
         <w:tc>
-          <w:tcPr>
-            <w:tcBorders>
-              <w:bottom w:val="single"/>
-            </w:tcBorders>
-            <w:vAlign w:val="bottom"/>
-          </w:tcPr>
-          <w:p>
-            <w:pPr>
-              <w:pStyle w:val="Compact"/>
-              <w:jc w:val="left"/>
+          <w:tcPr/>
+          <w:p>
+            <w:pPr>
+              <w:pStyle w:val="Compact"/>
             </w:pPr>
             <w:r>
               <w:t xml:space="preserve">Watch out for</w:t>
@@ -2808,10 +2829,10 @@
       </w:tr>
       <w:tr>
         <w:tc>
-          <w:p>
-            <w:pPr>
-              <w:pStyle w:val="Compact"/>
-              <w:jc w:val="left"/>
+          <w:tcPr/>
+          <w:p>
+            <w:pPr>
+              <w:pStyle w:val="Compact"/>
             </w:pPr>
             <w:r>
               <w:t xml:space="preserve">Add a new export</w:t>
@@ -2819,10 +2840,10 @@
           </w:p>
         </w:tc>
         <w:tc>
-          <w:p>
-            <w:pPr>
-              <w:pStyle w:val="Compact"/>
-              <w:jc w:val="left"/>
+          <w:tcPr/>
+          <w:p>
+            <w:pPr>
+              <w:pStyle w:val="Compact"/>
             </w:pPr>
             <w:r>
               <w:t xml:space="preserve">New</w:t>
@@ -2866,10 +2887,10 @@
           </w:p>
         </w:tc>
         <w:tc>
-          <w:p>
-            <w:pPr>
-              <w:pStyle w:val="Compact"/>
-              <w:jc w:val="left"/>
+          <w:tcPr/>
+          <w:p>
+            <w:pPr>
+              <w:pStyle w:val="Compact"/>
             </w:pPr>
             <w:r>
               <w:t xml:space="preserve">Keep the gate check on</w:t>
@@ -2894,10 +2915,10 @@
       </w:tr>
       <w:tr>
         <w:tc>
-          <w:p>
-            <w:pPr>
-              <w:pStyle w:val="Compact"/>
-              <w:jc w:val="left"/>
+          <w:tcPr/>
+          <w:p>
+            <w:pPr>
+              <w:pStyle w:val="Compact"/>
             </w:pPr>
             <w:r>
               <w:t xml:space="preserve">Add a new pipeline stage</w:t>
@@ -2905,10 +2926,10 @@
           </w:p>
         </w:tc>
         <w:tc>
-          <w:p>
-            <w:pPr>
-              <w:pStyle w:val="Compact"/>
-              <w:jc w:val="left"/>
+          <w:tcPr/>
+          <w:p>
+            <w:pPr>
+              <w:pStyle w:val="Compact"/>
             </w:pPr>
             <w:r>
               <w:t xml:space="preserve">New</w:t>
@@ -2952,10 +2973,10 @@
           </w:p>
         </w:tc>
         <w:tc>
-          <w:p>
-            <w:pPr>
-              <w:pStyle w:val="Compact"/>
-              <w:jc w:val="left"/>
+          <w:tcPr/>
+          <w:p>
+            <w:pPr>
+              <w:pStyle w:val="Compact"/>
             </w:pPr>
             <w:r>
               <w:t xml:space="preserve">Update the bundled-state grammar and the legacy state loader (</w:t>
@@ -2974,10 +2995,10 @@
       </w:tr>
       <w:tr>
         <w:tc>
-          <w:p>
-            <w:pPr>
-              <w:pStyle w:val="Compact"/>
-              <w:jc w:val="left"/>
+          <w:tcPr/>
+          <w:p>
+            <w:pPr>
+              <w:pStyle w:val="Compact"/>
             </w:pPr>
             <w:r>
               <w:t xml:space="preserve">Add CSV exports</w:t>
@@ -2985,10 +3006,10 @@
           </w:p>
         </w:tc>
         <w:tc>
-          <w:p>
-            <w:pPr>
-              <w:pStyle w:val="Compact"/>
-              <w:jc w:val="left"/>
+          <w:tcPr/>
+          <w:p>
+            <w:pPr>
+              <w:pStyle w:val="Compact"/>
             </w:pPr>
             <w:r>
               <w:t xml:space="preserve">Wrap the existing string-builders with a CSV serializer alongside the tab-delimited form</w:t>
@@ -2996,10 +3017,10 @@
           </w:p>
         </w:tc>
         <w:tc>
-          <w:p>
-            <w:pPr>
-              <w:pStyle w:val="Compact"/>
-              <w:jc w:val="left"/>
+          <w:tcPr/>
+          <w:p>
+            <w:pPr>
+              <w:pStyle w:val="Compact"/>
             </w:pPr>
             <w:r>
               <w:t xml:space="preserve">Mail-merge already produces tab-delimited rows; adding a CSV output is mostly a header + escaping pass.</w:t>
@@ -3009,10 +3030,10 @@
       </w:tr>
       <w:tr>
         <w:tc>
-          <w:p>
-            <w:pPr>
-              <w:pStyle w:val="Compact"/>
-              <w:jc w:val="left"/>
+          <w:tcPr/>
+          <w:p>
+            <w:pPr>
+              <w:pStyle w:val="Compact"/>
             </w:pPr>
             <w:r>
               <w:t xml:space="preserve">Move off EC2 to S3 + CloudFront</w:t>
@@ -3020,10 +3041,10 @@
           </w:p>
         </w:tc>
         <w:tc>
-          <w:p>
-            <w:pPr>
-              <w:pStyle w:val="Compact"/>
-              <w:jc w:val="left"/>
+          <w:tcPr/>
+          <w:p>
+            <w:pPr>
+              <w:pStyle w:val="Compact"/>
             </w:pPr>
             <w:r>
               <w:t xml:space="preserve">Replace</w:t>
@@ -3061,10 +3082,10 @@
           </w:p>
         </w:tc>
         <w:tc>
-          <w:p>
-            <w:pPr>
-              <w:pStyle w:val="Compact"/>
-              <w:jc w:val="left"/>
+          <w:tcPr/>
+          <w:p>
+            <w:pPr>
+              <w:pStyle w:val="Compact"/>
             </w:pPr>
             <w:r>
               <w:t xml:space="preserve">Update</w:t>
@@ -3089,10 +3110,10 @@
       </w:tr>
       <w:tr>
         <w:tc>
-          <w:p>
-            <w:pPr>
-              <w:pStyle w:val="Compact"/>
-              <w:jc w:val="left"/>
+          <w:tcPr/>
+          <w:p>
+            <w:pPr>
+              <w:pStyle w:val="Compact"/>
             </w:pPr>
             <w:r>
               <w:t xml:space="preserve">Add a backend (e.g., shared term schedules)</w:t>
@@ -3100,10 +3121,10 @@
           </w:p>
         </w:tc>
         <w:tc>
-          <w:p>
-            <w:pPr>
-              <w:pStyle w:val="Compact"/>
-              <w:jc w:val="left"/>
+          <w:tcPr/>
+          <w:p>
+            <w:pPr>
+              <w:pStyle w:val="Compact"/>
             </w:pPr>
             <w:r>
               <w:t xml:space="preserve">A new</w:t>
@@ -3126,10 +3147,10 @@
           </w:p>
         </w:tc>
         <w:tc>
-          <w:p>
-            <w:pPr>
-              <w:pStyle w:val="Compact"/>
-              <w:jc w:val="left"/>
+          <w:tcPr/>
+          <w:p>
+            <w:pPr>
+              <w:pStyle w:val="Compact"/>
             </w:pPr>
             <w:r>
               <w:t xml:space="preserve">Introduces auth and PII at rest — re-evaluate</w:t>
@@ -3153,15 +3174,15 @@
         </w:tc>
       </w:tr>
     </w:tbl>
+    <w:bookmarkEnd w:id="28"/>
+    <w:bookmarkStart w:id="29" w:name="X8f9818c9e62666d57d432c79256a61868ee38ab"/>
     <w:p>
       <w:pPr>
         <w:pStyle w:val="Heading2"/>
       </w:pPr>
-      <w:bookmarkStart w:id="35" w:name="X8f9818c9e62666d57d432c79256a61868ee38ab"/>
       <w:r>
         <w:t xml:space="preserve">9. Repository inventory (for the next developer)</w:t>
       </w:r>
-      <w:bookmarkEnd w:id="35"/>
     </w:p>
     <w:p>
       <w:pPr>
@@ -3552,7 +3573,13 @@
         <w:t xml:space="preserve">Project_Docs_D7/                  # D7 handoff source docs + rendered deliverables</w:t>
       </w:r>
     </w:p>
-    <w:sectPr/>
+    <w:bookmarkEnd w:id="29"/>
+    <w:bookmarkEnd w:id="30"/>
+    <w:sectPr>
+      <w:footnotePr>
+        <w:numRestart w:val="eachSect"/>
+      </w:footnotePr>
+    </w:sectPr>
   </w:body>
 </w:document>
 </file>
@@ -3583,17 +3610,14 @@
 <file path=word/numbering.xml><?xml version="1.0" encoding="utf-8"?>
 <w:numbering xmlns:w="http://schemas.openxmlformats.org/wordprocessingml/2006/main">
   <w:abstractNum w:abstractNumId="990">
-    <w:nsid w:val="2c1ae401"/>
+    <w:nsid w:val="0000A990"/>
     <w:multiLevelType w:val="multilevel"/>
     <w:lvl w:ilvl="0">
       <w:numFmt w:val="bullet"/>
       <w:lvlText w:val=" "/>
       <w:lvlJc w:val="left"/>
       <w:pPr>
-        <w:tabs>
-          <w:tab w:val="num" w:pos="0"/>
-        </w:tabs>
-        <w:ind w:left="480" w:hanging="480"/>
+        <w:ind w:left="720" w:hanging="360"/>
       </w:pPr>
     </w:lvl>
     <w:lvl w:ilvl="1">
@@ -3601,10 +3625,7 @@
       <w:lvlText w:val=" "/>
       <w:lvlJc w:val="left"/>
       <w:pPr>
-        <w:tabs>
-          <w:tab w:val="num" w:pos="720"/>
-        </w:tabs>
-        <w:ind w:left="1200" w:hanging="480"/>
+        <w:ind w:left="1440" w:hanging="360"/>
       </w:pPr>
     </w:lvl>
     <w:lvl w:ilvl="2">
@@ -3612,10 +3633,7 @@
       <w:lvlText w:val=" "/>
       <w:lvlJc w:val="left"/>
       <w:pPr>
-        <w:tabs>
-          <w:tab w:val="num" w:pos="1440"/>
-        </w:tabs>
-        <w:ind w:left="1920" w:hanging="480"/>
+        <w:ind w:left="2160" w:hanging="360"/>
       </w:pPr>
     </w:lvl>
     <w:lvl w:ilvl="3">
@@ -3623,10 +3641,7 @@
       <w:lvlText w:val=" "/>
       <w:lvlJc w:val="left"/>
       <w:pPr>
-        <w:tabs>
-          <w:tab w:val="num" w:pos="2160"/>
-        </w:tabs>
-        <w:ind w:left="2640" w:hanging="480"/>
+        <w:ind w:left="2880" w:hanging="360"/>
       </w:pPr>
     </w:lvl>
     <w:lvl w:ilvl="4">
@@ -3634,10 +3649,7 @@
       <w:lvlText w:val=" "/>
       <w:lvlJc w:val="left"/>
       <w:pPr>
-        <w:tabs>
-          <w:tab w:val="num" w:pos="2880"/>
-        </w:tabs>
-        <w:ind w:left="3360" w:hanging="480"/>
+        <w:ind w:left="3600" w:hanging="360"/>
       </w:pPr>
     </w:lvl>
     <w:lvl w:ilvl="5">
@@ -3645,10 +3657,7 @@
       <w:lvlText w:val=" "/>
       <w:lvlJc w:val="left"/>
       <w:pPr>
-        <w:tabs>
-          <w:tab w:val="num" w:pos="3600"/>
-        </w:tabs>
-        <w:ind w:left="4080" w:hanging="480"/>
+        <w:ind w:left="4320" w:hanging="360"/>
       </w:pPr>
     </w:lvl>
     <w:lvl w:ilvl="6">
@@ -3656,10 +3665,7 @@
       <w:lvlText w:val=" "/>
       <w:lvlJc w:val="left"/>
       <w:pPr>
-        <w:tabs>
-          <w:tab w:val="num" w:pos="4320"/>
-        </w:tabs>
-        <w:ind w:left="4800" w:hanging="480"/>
+        <w:ind w:left="5040" w:hanging="360"/>
       </w:pPr>
     </w:lvl>
     <w:lvl w:ilvl="7">
@@ -3667,10 +3673,7 @@
       <w:lvlText w:val=" "/>
       <w:lvlJc w:val="left"/>
       <w:pPr>
-        <w:tabs>
-          <w:tab w:val="num" w:pos="5040"/>
-        </w:tabs>
-        <w:ind w:left="5520" w:hanging="480"/>
+        <w:ind w:left="5760" w:hanging="360"/>
       </w:pPr>
     </w:lvl>
     <w:lvl w:ilvl="8">
@@ -3678,15 +3681,12 @@
       <w:lvlText w:val=" "/>
       <w:lvlJc w:val="left"/>
       <w:pPr>
-        <w:tabs>
-          <w:tab w:val="num" w:pos="5760"/>
-        </w:tabs>
-        <w:ind w:left="6240" w:hanging="480"/>
+        <w:ind w:left="6480" w:hanging="360"/>
       </w:pPr>
     </w:lvl>
   </w:abstractNum>
-  <w:abstractNum w:abstractNumId="99211">
-    <w:nsid w:val="ea454b4c"/>
+  <w:abstractNum w:abstractNumId="99411">
+    <w:nsid w:val="00A99411"/>
     <w:multiLevelType w:val="multilevel"/>
     <w:lvl w:ilvl="0">
       <w:start w:val="1"/>
@@ -3694,34 +3694,25 @@
       <w:lvlText w:val="%1."/>
       <w:lvlJc w:val="left"/>
       <w:pPr>
-        <w:tabs>
-          <w:tab w:val="num" w:pos="0"/>
-        </w:tabs>
-        <w:ind w:left="480" w:hanging="480"/>
+        <w:ind w:left="720" w:hanging="360"/>
       </w:pPr>
     </w:lvl>
     <w:lvl w:ilvl="1">
       <w:start w:val="1"/>
-      <w:numFmt w:val="lowerLetter"/>
+      <w:numFmt w:val="decimal"/>
       <w:lvlText w:val="%2."/>
       <w:lvlJc w:val="left"/>
       <w:pPr>
-        <w:tabs>
-          <w:tab w:val="num" w:pos="720"/>
-        </w:tabs>
-        <w:ind w:left="1200" w:hanging="480"/>
+        <w:ind w:left="1440" w:hanging="360"/>
       </w:pPr>
     </w:lvl>
     <w:lvl w:ilvl="2">
       <w:start w:val="1"/>
-      <w:numFmt w:val="lowerRoman"/>
+      <w:numFmt w:val="decimal"/>
       <w:lvlText w:val="%3."/>
       <w:lvlJc w:val="left"/>
       <w:pPr>
-        <w:tabs>
-          <w:tab w:val="num" w:pos="1440"/>
-        </w:tabs>
-        <w:ind w:left="1920" w:hanging="480"/>
+        <w:ind w:left="2160" w:hanging="360"/>
       </w:pPr>
     </w:lvl>
     <w:lvl w:ilvl="3">
@@ -3730,34 +3721,25 @@
       <w:lvlText w:val="%4."/>
       <w:lvlJc w:val="left"/>
       <w:pPr>
-        <w:tabs>
-          <w:tab w:val="num" w:pos="2160"/>
-        </w:tabs>
-        <w:ind w:left="2640" w:hanging="480"/>
+        <w:ind w:left="2880" w:hanging="360"/>
       </w:pPr>
     </w:lvl>
     <w:lvl w:ilvl="4">
       <w:start w:val="1"/>
-      <w:numFmt w:val="lowerLetter"/>
+      <w:numFmt w:val="decimal"/>
       <w:lvlText w:val="%5."/>
       <w:lvlJc w:val="left"/>
       <w:pPr>
-        <w:tabs>
-          <w:tab w:val="num" w:pos="2880"/>
-        </w:tabs>
-        <w:ind w:left="3360" w:hanging="480"/>
+        <w:ind w:left="3600" w:hanging="360"/>
       </w:pPr>
     </w:lvl>
     <w:lvl w:ilvl="5">
       <w:start w:val="1"/>
-      <w:numFmt w:val="lowerRoman"/>
+      <w:numFmt w:val="decimal"/>
       <w:lvlText w:val="%6."/>
       <w:lvlJc w:val="left"/>
       <w:pPr>
-        <w:tabs>
-          <w:tab w:val="num" w:pos="3600"/>
-        </w:tabs>
-        <w:ind w:left="4080" w:hanging="480"/>
+        <w:ind w:left="4320" w:hanging="360"/>
       </w:pPr>
     </w:lvl>
     <w:lvl w:ilvl="6">
@@ -3766,145 +3748,136 @@
       <w:lvlText w:val="%7."/>
       <w:lvlJc w:val="left"/>
       <w:pPr>
-        <w:tabs>
-          <w:tab w:val="num" w:pos="4320"/>
-        </w:tabs>
-        <w:ind w:left="4800" w:hanging="480"/>
+        <w:ind w:left="5040" w:hanging="360"/>
       </w:pPr>
     </w:lvl>
     <w:lvl w:ilvl="7">
       <w:start w:val="1"/>
-      <w:numFmt w:val="lowerLetter"/>
+      <w:numFmt w:val="decimal"/>
       <w:lvlText w:val="%8."/>
       <w:lvlJc w:val="left"/>
       <w:pPr>
-        <w:tabs>
-          <w:tab w:val="num" w:pos="5040"/>
-        </w:tabs>
-        <w:ind w:left="5520" w:hanging="480"/>
+        <w:ind w:left="5760" w:hanging="360"/>
       </w:pPr>
     </w:lvl>
     <w:lvl w:ilvl="8">
       <w:start w:val="1"/>
-      <w:numFmt w:val="lowerRoman"/>
+      <w:numFmt w:val="decimal"/>
       <w:lvlText w:val="%9."/>
       <w:lvlJc w:val="left"/>
       <w:pPr>
-        <w:tabs>
-          <w:tab w:val="num" w:pos="5760"/>
-        </w:tabs>
-        <w:ind w:left="6240" w:hanging="480"/>
+        <w:ind w:left="6480" w:hanging="360"/>
       </w:pPr>
     </w:lvl>
   </w:abstractNum>
   <w:abstractNum w:abstractNumId="991">
-    <w:nsid w:val="71315dca"/>
+    <w:nsid w:val="0000A991"/>
     <w:multiLevelType w:val="multilevel"/>
     <w:lvl w:ilvl="0">
       <w:numFmt w:val="bullet"/>
-      <w:lvlText w:val="•"/>
+      <w:lvlText w:val=""/>
       <w:lvlJc w:val="left"/>
       <w:pPr>
-        <w:tabs>
-          <w:tab w:val="num" w:pos="0"/>
-        </w:tabs>
-        <w:ind w:left="480" w:hanging="480"/>
-      </w:pPr>
+        <w:ind w:left="720" w:hanging="360"/>
+      </w:pPr>
+      <w:rPr>
+        <w:rFonts w:ascii="Symbol" w:hAnsi="Symbol" w:cs="Symbol" w:hint="default"/>
+      </w:rPr>
     </w:lvl>
     <w:lvl w:ilvl="1">
       <w:numFmt w:val="bullet"/>
-      <w:lvlText w:val="–"/>
+      <w:lvlText w:val="o"/>
       <w:lvlJc w:val="left"/>
       <w:pPr>
-        <w:tabs>
-          <w:tab w:val="num" w:pos="720"/>
-        </w:tabs>
-        <w:ind w:left="1200" w:hanging="480"/>
-      </w:pPr>
+        <w:ind w:left="1440" w:hanging="360"/>
+      </w:pPr>
+      <w:rPr>
+        <w:rFonts w:ascii="Courier New" w:hAnsi="Courier New" w:cs="Courier New" w:hint="default"/>
+      </w:rPr>
     </w:lvl>
     <w:lvl w:ilvl="2">
       <w:numFmt w:val="bullet"/>
-      <w:lvlText w:val="•"/>
+      <w:lvlText w:val=""/>
       <w:lvlJc w:val="left"/>
       <w:pPr>
-        <w:tabs>
-          <w:tab w:val="num" w:pos="1440"/>
-        </w:tabs>
-        <w:ind w:left="1920" w:hanging="480"/>
-      </w:pPr>
+        <w:ind w:left="2160" w:hanging="360"/>
+      </w:pPr>
+      <w:rPr>
+        <w:rFonts w:ascii="Wingdings" w:hAnsi="Wingdings" w:cs="Wingdings" w:hint="default"/>
+      </w:rPr>
     </w:lvl>
     <w:lvl w:ilvl="3">
       <w:numFmt w:val="bullet"/>
-      <w:lvlText w:val="–"/>
+      <w:lvlText w:val=""/>
       <w:lvlJc w:val="left"/>
       <w:pPr>
-        <w:tabs>
-          <w:tab w:val="num" w:pos="2160"/>
-        </w:tabs>
-        <w:ind w:left="2640" w:hanging="480"/>
-      </w:pPr>
+        <w:ind w:left="2880" w:hanging="360"/>
+      </w:pPr>
+      <w:rPr>
+        <w:rFonts w:ascii="Symbol" w:hAnsi="Symbol" w:cs="Symbol" w:hint="default"/>
+      </w:rPr>
     </w:lvl>
     <w:lvl w:ilvl="4">
       <w:numFmt w:val="bullet"/>
-      <w:lvlText w:val="•"/>
+      <w:lvlText w:val="o"/>
       <w:lvlJc w:val="left"/>
       <w:pPr>
-        <w:tabs>
-          <w:tab w:val="num" w:pos="2880"/>
-        </w:tabs>
-        <w:ind w:left="3360" w:hanging="480"/>
-      </w:pPr>
+        <w:ind w:left="3600" w:hanging="360"/>
+      </w:pPr>
+      <w:rPr>
+        <w:rFonts w:ascii="Courier New" w:hAnsi="Courier New" w:cs="Courier New" w:hint="default"/>
+      </w:rPr>
     </w:lvl>
     <w:lvl w:ilvl="5">
       <w:numFmt w:val="bullet"/>
-      <w:lvlText w:val="–"/>
+      <w:lvlText w:val=""/>
       <w:lvlJc w:val="left"/>
       <w:pPr>
-        <w:tabs>
-          <w:tab w:val="num" w:pos="3600"/>
-        </w:tabs>
-        <w:ind w:left="4080" w:hanging="480"/>
-      </w:pPr>
+        <w:ind w:left="4320" w:hanging="360"/>
+      </w:pPr>
+      <w:rPr>
+        <w:rFonts w:ascii="Wingdings" w:hAnsi="Wingdings" w:cs="Wingdings" w:hint="default"/>
+      </w:rPr>
     </w:lvl>
     <w:lvl w:ilvl="6">
       <w:numFmt w:val="bullet"/>
-      <w:lvlText w:val="•"/>
+      <w:lvlText w:val=""/>
       <w:lvlJc w:val="left"/>
       <w:pPr>
-        <w:tabs>
-          <w:tab w:val="num" w:pos="4320"/>
-        </w:tabs>
-        <w:ind w:left="4800" w:hanging="480"/>
-      </w:pPr>
+        <w:ind w:left="5040" w:hanging="360"/>
+      </w:pPr>
+      <w:rPr>
+        <w:rFonts w:ascii="Symbol" w:hAnsi="Symbol" w:cs="Symbol" w:hint="default"/>
+      </w:rPr>
     </w:lvl>
     <w:lvl w:ilvl="7">
       <w:numFmt w:val="bullet"/>
-      <w:lvlText w:val="–"/>
+      <w:lvlText w:val="o"/>
       <w:lvlJc w:val="left"/>
       <w:pPr>
-        <w:tabs>
-          <w:tab w:val="num" w:pos="5040"/>
-        </w:tabs>
-        <w:ind w:left="5520" w:hanging="480"/>
-      </w:pPr>
+        <w:ind w:left="5760" w:hanging="360"/>
+      </w:pPr>
+      <w:rPr>
+        <w:rFonts w:ascii="Courier New" w:hAnsi="Courier New" w:cs="Courier New" w:hint="default"/>
+      </w:rPr>
     </w:lvl>
     <w:lvl w:ilvl="8">
       <w:numFmt w:val="bullet"/>
-      <w:lvlText w:val="•"/>
+      <w:lvlText w:val=""/>
       <w:lvlJc w:val="left"/>
       <w:pPr>
-        <w:tabs>
-          <w:tab w:val="num" w:pos="5760"/>
-        </w:tabs>
-        <w:ind w:left="6240" w:hanging="480"/>
-      </w:pPr>
+        <w:ind w:left="6480" w:hanging="360"/>
+      </w:pPr>
+      <w:rPr>
+        <w:rFonts w:ascii="Wingdings" w:hAnsi="Wingdings" w:cs="Wingdings" w:hint="default"/>
+      </w:rPr>
     </w:lvl>
   </w:abstractNum>
   <w:num w:numId="1000">
     <w:abstractNumId w:val="990"/>
   </w:num>
   <w:num w:numId="1001">
-    <w:abstractNumId w:val="99211"/>
+    <w:abstractNumId w:val="99411"/>
     <w:lvlOverride w:ilvl="0">
       <w:startOverride w:val="1"/>
     </w:lvlOverride>
@@ -3950,10 +3923,10 @@
   <w:docDefaults>
     <w:rPrDefault>
       <w:rPr>
-        <w:rFonts w:asciiTheme="minorHAnsi" w:eastAsiaTheme="minorHAnsi" w:hAnsiTheme="minorHAnsi" w:cstheme="minorBidi"/>
+        <w:rFonts w:asciiTheme="minorHAnsi" w:cstheme="minorBidi" w:eastAsiaTheme="minorEastAsia" w:hAnsiTheme="minorHAnsi"/>
         <w:sz w:val="24"/>
         <w:szCs w:val="24"/>
-        <w:lang w:val="en-US" w:eastAsia="en-US" w:bidi="ar-SA"/>
+        <w:lang w:bidi="ar-SA" w:eastAsia="zh-CN" w:val="en-US"/>
       </w:rPr>
     </w:rPrDefault>
     <w:pPrDefault>
@@ -3962,91 +3935,145 @@
       </w:pPr>
     </w:pPrDefault>
   </w:docDefaults>
-  <w:latentStyles w:defLockedState="0" w:defUIPriority="0" w:defSemiHidden="0" w:defUnhideWhenUsed="0" w:defQFormat="0" w:count="276"/>
-  <w:style w:type="paragraph" w:default="1" w:styleId="Normal">
+  <w:latentStyles w:count="276" w:defLockedState="0" w:defQFormat="0" w:defSemiHidden="0" w:defUIPriority="0" w:defUnhideWhenUsed="0"/>
+  <w:style w:default="1" w:styleId="Normal" w:type="paragraph">
     <w:name w:val="Normal"/>
     <w:qFormat/>
   </w:style>
-  <w:style w:type="paragraph" w:styleId="BodyText">
+  <w:style w:styleId="BodyText" w:type="paragraph">
     <w:name w:val="Body Text"/>
     <w:basedOn w:val="Normal"/>
     <w:link w:val="BodyTextChar"/>
+    <w:qFormat/>
     <w:pPr>
-      <w:spacing w:before="180" w:after="180"/>
+      <w:spacing w:after="180" w:before="180"/>
     </w:pPr>
-    <w:qFormat/>
-  </w:style>
-  <w:style w:type="paragraph" w:customStyle="1" w:styleId="FirstParagraph">
+  </w:style>
+  <w:style w:customStyle="1" w:styleId="FirstParagraph" w:type="paragraph">
     <w:name w:val="First Paragraph"/>
     <w:basedOn w:val="BodyText"/>
     <w:next w:val="BodyText"/>
     <w:qFormat/>
   </w:style>
-  <w:style w:type="paragraph" w:customStyle="1" w:styleId="Compact">
+  <w:style w:customStyle="1" w:styleId="Compact" w:type="paragraph">
     <w:name w:val="Compact"/>
     <w:basedOn w:val="BodyText"/>
     <w:qFormat/>
     <w:pPr>
-      <w:spacing w:before="36" w:after="36"/>
+      <w:spacing w:after="36" w:before="36"/>
     </w:pPr>
   </w:style>
-  <w:style w:type="paragraph" w:styleId="Title">
+  <w:style w:styleId="Title" w:type="paragraph">
     <w:name w:val="Title"/>
     <w:basedOn w:val="Normal"/>
     <w:next w:val="BodyText"/>
+    <w:link w:val="TitleChar"/>
+    <w:uiPriority w:val="10"/>
     <w:qFormat/>
+    <w:rsid w:val="00A10FD9"/>
     <w:pPr>
-      <w:keepNext/>
-      <w:keepLines/>
-      <w:spacing w:before="480" w:after="240"/>
+      <w:spacing w:after="80" w:line="240" w:lineRule="auto"/>
+      <w:contextualSpacing/>
       <w:jc w:val="center"/>
     </w:pPr>
     <w:rPr>
-      <w:rFonts w:asciiTheme="majorHAnsi" w:eastAsiaTheme="majorEastAsia" w:hAnsiTheme="majorHAnsi" w:cstheme="majorBidi"/>
-      <w:b/>
-      <w:bCs/>
-      <w:color w:val="345A8A" w:themeColor="accent1" w:themeShade="B5"/>
-      <w:sz w:val="36"/>
-      <w:szCs w:val="36"/>
-    </w:rPr>
-  </w:style>
-  <w:style w:type="paragraph" w:styleId="Subtitle">
+      <w:rFonts w:asciiTheme="majorHAnsi" w:cstheme="majorBidi" w:eastAsiaTheme="majorEastAsia" w:hAnsiTheme="majorHAnsi"/>
+      <w:sz w:val="56"/>
+      <w:szCs w:val="56"/>
+    </w:rPr>
+  </w:style>
+  <w:style w:customStyle="1" w:styleId="TitleChar" w:type="character">
+    <w:name w:val="Title Char"/>
+    <w:basedOn w:val="DefaultParagraphFont"/>
+    <w:link w:val="Title"/>
+    <w:uiPriority w:val="10"/>
+    <w:rsid w:val="00A10FD9"/>
+    <w:rPr>
+      <w:rFonts w:asciiTheme="majorHAnsi" w:cstheme="majorBidi" w:eastAsiaTheme="majorEastAsia" w:hAnsiTheme="majorHAnsi"/>
+      <w:sz w:val="56"/>
+      <w:szCs w:val="56"/>
+    </w:rPr>
+  </w:style>
+  <w:style w:styleId="Subtitle" w:type="paragraph">
     <w:name w:val="Subtitle"/>
+    <w:basedOn w:val="Title"/>
+    <w:next w:val="BodyText"/>
+    <w:link w:val="SubtitleChar"/>
+    <w:uiPriority w:val="11"/>
+    <w:qFormat/>
+    <w:rsid w:val="00A10FD9"/>
+    <w:pPr>
+      <w:numPr>
+        <w:ilvl w:val="1"/>
+      </w:numPr>
+    </w:pPr>
+    <w:rPr>
+      <w:rFonts w:cstheme="majorBidi" w:eastAsiaTheme="majorEastAsia"/>
+      <w:spacing w:val="15"/>
+      <w:sz w:val="28"/>
+      <w:szCs w:val="28"/>
+    </w:rPr>
+  </w:style>
+  <w:style w:customStyle="1" w:styleId="SubtitleChar" w:type="character">
+    <w:name w:val="Subtitle Char"/>
+    <w:basedOn w:val="DefaultParagraphFont"/>
+    <w:link w:val="Subtitle"/>
+    <w:uiPriority w:val="11"/>
+    <w:rsid w:val="00A10FD9"/>
+    <w:rPr>
+      <w:rFonts w:cstheme="majorBidi" w:eastAsiaTheme="majorEastAsia"/>
+      <w:color w:themeColor="text1" w:themeTint="A6" w:val="595959"/>
+      <w:spacing w:val="15"/>
+      <w:sz w:val="28"/>
+      <w:szCs w:val="28"/>
+    </w:rPr>
+  </w:style>
+  <w:style w:customStyle="1" w:styleId="Author" w:type="paragraph">
+    <w:name w:val="Author"/>
     <w:basedOn w:val="Title"/>
     <w:next w:val="BodyText"/>
     <w:qFormat/>
     <w:pPr>
       <w:keepNext/>
       <w:keepLines/>
-      <w:spacing w:before="240" w:after="240"/>
-      <w:jc w:val="center"/>
     </w:pPr>
     <w:rPr>
-      <w:sz w:val="30"/>
-      <w:szCs w:val="30"/>
-    </w:rPr>
-  </w:style>
-  <w:style w:type="paragraph" w:customStyle="1" w:styleId="Author">
-    <w:name w:val="Author"/>
+      <w:sz w:val="24"/>
+      <w:szCs w:val="24"/>
+    </w:rPr>
+  </w:style>
+  <w:style w:styleId="Date" w:type="paragraph">
+    <w:name w:val="Date"/>
+    <w:basedOn w:val="Title"/>
     <w:next w:val="BodyText"/>
     <w:qFormat/>
     <w:pPr>
       <w:keepNext/>
       <w:keepLines/>
-      <w:jc w:val="center"/>
     </w:pPr>
-  </w:style>
-  <w:style w:type="paragraph" w:styleId="Date">
-    <w:name w:val="Date"/>
-    <w:next w:val="BodyText"/>
+    <w:rPr>
+      <w:sz w:val="24"/>
+      <w:szCs w:val="24"/>
+    </w:rPr>
+  </w:style>
+  <w:style w:customStyle="1" w:styleId="AbstractTitle" w:type="paragraph">
+    <w:name w:val="Abstract Title"/>
+    <w:basedOn w:val="Normal"/>
+    <w:next w:val="Abstract"/>
     <w:qFormat/>
     <w:pPr>
       <w:keepNext/>
       <w:keepLines/>
+      <w:spacing w:after="0" w:before="300"/>
       <w:jc w:val="center"/>
     </w:pPr>
-  </w:style>
-  <w:style w:type="paragraph" w:customStyle="1" w:styleId="Abstract">
+    <w:rPr>
+      <w:b/>
+      <w:sz w:val="20"/>
+      <w:szCs w:val="20"/>
+    </w:rPr>
+  </w:style>
+  <w:style w:customStyle="1" w:styleId="Abstract" w:type="paragraph">
     <w:name w:val="Abstract"/>
     <w:basedOn w:val="Normal"/>
     <w:next w:val="BodyText"/>
@@ -4054,14 +4081,14 @@
     <w:pPr>
       <w:keepNext/>
       <w:keepLines/>
-      <w:spacing w:before="300" w:after="300"/>
+      <w:spacing w:after="300" w:before="100"/>
     </w:pPr>
     <w:rPr>
       <w:sz w:val="20"/>
       <w:szCs w:val="20"/>
     </w:rPr>
   </w:style>
-  <w:style w:type="paragraph" w:styleId="Bibliography">
+  <w:style w:styleId="Bibliography" w:type="paragraph">
     <w:name w:val="Bibliography"/>
     <w:basedOn w:val="Normal"/>
     <w:next w:val="Bibliography"/>
@@ -4069,195 +4096,325 @@
     <w:pPr/>
     <w:rPr/>
   </w:style>
-  <w:style w:type="paragraph" w:styleId="Heading1">
-    <w:name w:val="Heading 1"/>
+  <w:style w:styleId="Heading1" w:type="paragraph">
+    <w:name w:val="heading 1"/>
     <w:basedOn w:val="Normal"/>
     <w:next w:val="BodyText"/>
+    <w:link w:val="Heading1Char"/>
     <w:uiPriority w:val="9"/>
     <w:qFormat/>
+    <w:rsid w:val="00A10FD9"/>
     <w:pPr>
       <w:keepNext/>
       <w:keepLines/>
-      <w:spacing w:before="480" w:after="0"/>
+      <w:spacing w:after="80" w:before="360"/>
       <w:outlineLvl w:val="0"/>
     </w:pPr>
     <w:rPr>
-      <w:rFonts w:asciiTheme="majorHAnsi" w:eastAsiaTheme="majorEastAsia" w:hAnsiTheme="majorHAnsi" w:cstheme="majorBidi"/>
-      <w:b/>
-      <w:bCs/>
-      <w:color w:val="4F81BD" w:themeColor="accent1"/>
-      <w:sz w:val="32"/>
-      <w:szCs w:val="32"/>
-    </w:rPr>
-  </w:style>
-  <w:style w:type="paragraph" w:styleId="Heading2">
-    <w:name w:val="Heading 2"/>
+      <w:rFonts w:asciiTheme="majorHAnsi" w:cstheme="majorBidi" w:eastAsiaTheme="majorEastAsia" w:hAnsiTheme="majorHAnsi"/>
+      <w:color w:themeColor="accent1" w:themeShade="BF" w:val="0F4761"/>
+      <w:sz w:val="40"/>
+      <w:szCs w:val="40"/>
+    </w:rPr>
+  </w:style>
+  <w:style w:styleId="Heading2" w:type="paragraph">
+    <w:name w:val="heading 2"/>
     <w:basedOn w:val="Normal"/>
     <w:next w:val="BodyText"/>
+    <w:link w:val="Heading2Char"/>
     <w:uiPriority w:val="9"/>
+    <w:semiHidden/>
     <w:unhideWhenUsed/>
     <w:qFormat/>
+    <w:rsid w:val="00A10FD9"/>
     <w:pPr>
       <w:keepNext/>
       <w:keepLines/>
-      <w:spacing w:before="200" w:after="0"/>
+      <w:spacing w:after="80" w:before="160"/>
       <w:outlineLvl w:val="1"/>
     </w:pPr>
     <w:rPr>
-      <w:rFonts w:asciiTheme="majorHAnsi" w:eastAsiaTheme="majorEastAsia" w:hAnsiTheme="majorHAnsi" w:cstheme="majorBidi"/>
-      <w:b/>
-      <w:bCs/>
-      <w:color w:val="4F81BD" w:themeColor="accent1"/>
-      <w:sz w:val="28"/>
-      <w:szCs w:val="28"/>
-    </w:rPr>
-  </w:style>
-  <w:style w:type="paragraph" w:styleId="Heading3">
-    <w:name w:val="Heading 3"/>
+      <w:rFonts w:asciiTheme="majorHAnsi" w:cstheme="majorBidi" w:eastAsiaTheme="majorEastAsia" w:hAnsiTheme="majorHAnsi"/>
+      <w:color w:themeColor="accent1" w:themeShade="BF" w:val="0F4761"/>
+      <w:sz w:val="32"/>
+      <w:szCs w:val="32"/>
+    </w:rPr>
+  </w:style>
+  <w:style w:styleId="Heading3" w:type="paragraph">
+    <w:name w:val="heading 3"/>
     <w:basedOn w:val="Normal"/>
     <w:next w:val="BodyText"/>
+    <w:link w:val="Heading3Char"/>
     <w:uiPriority w:val="9"/>
+    <w:semiHidden/>
     <w:unhideWhenUsed/>
     <w:qFormat/>
+    <w:rsid w:val="00A10FD9"/>
     <w:pPr>
       <w:keepNext/>
       <w:keepLines/>
-      <w:spacing w:before="200" w:after="0"/>
+      <w:spacing w:after="80" w:before="160"/>
       <w:outlineLvl w:val="2"/>
     </w:pPr>
     <w:rPr>
-      <w:rFonts w:asciiTheme="majorHAnsi" w:eastAsiaTheme="majorEastAsia" w:hAnsiTheme="majorHAnsi" w:cstheme="majorBidi"/>
-      <w:b/>
-      <w:bCs/>
-      <w:color w:val="4F81BD" w:themeColor="accent1"/>
-      <w:sz w:val="24"/>
-      <w:szCs w:val="24"/>
-    </w:rPr>
-  </w:style>
-  <w:style w:type="paragraph" w:styleId="Heading4">
-    <w:name w:val="Heading 4"/>
+      <w:rFonts w:cstheme="majorBidi" w:eastAsiaTheme="majorEastAsia"/>
+      <w:color w:themeColor="accent1" w:themeShade="BF" w:val="0F4761"/>
+      <w:sz w:val="28"/>
+      <w:szCs w:val="28"/>
+    </w:rPr>
+  </w:style>
+  <w:style w:styleId="Heading4" w:type="paragraph">
+    <w:name w:val="heading 4"/>
     <w:basedOn w:val="Normal"/>
     <w:next w:val="BodyText"/>
+    <w:link w:val="Heading4Char"/>
     <w:uiPriority w:val="9"/>
+    <w:semiHidden/>
     <w:unhideWhenUsed/>
     <w:qFormat/>
+    <w:rsid w:val="00A10FD9"/>
     <w:pPr>
       <w:keepNext/>
       <w:keepLines/>
-      <w:spacing w:before="200" w:after="0"/>
+      <w:spacing w:after="40" w:before="80"/>
       <w:outlineLvl w:val="3"/>
     </w:pPr>
     <w:rPr>
-      <w:rFonts w:asciiTheme="majorHAnsi" w:eastAsiaTheme="majorEastAsia" w:hAnsiTheme="majorHAnsi" w:cstheme="majorBidi"/>
+      <w:rFonts w:cstheme="majorBidi" w:eastAsiaTheme="majorEastAsia"/>
       <w:i/>
-      <w:bCs/>
-      <w:color w:val="4F81BD" w:themeColor="accent1"/>
-      <w:sz w:val="24"/>
-      <w:szCs w:val="24"/>
-    </w:rPr>
-  </w:style>
-  <w:style w:type="paragraph" w:styleId="Heading5">
-    <w:name w:val="Heading 5"/>
+      <w:iCs/>
+      <w:color w:themeColor="accent1" w:themeShade="BF" w:val="0F4761"/>
+    </w:rPr>
+  </w:style>
+  <w:style w:styleId="Heading5" w:type="paragraph">
+    <w:name w:val="heading 5"/>
     <w:basedOn w:val="Normal"/>
     <w:next w:val="BodyText"/>
+    <w:link w:val="Heading5Char"/>
     <w:uiPriority w:val="9"/>
+    <w:semiHidden/>
     <w:unhideWhenUsed/>
     <w:qFormat/>
+    <w:rsid w:val="00A10FD9"/>
     <w:pPr>
       <w:keepNext/>
       <w:keepLines/>
-      <w:spacing w:before="200" w:after="0"/>
+      <w:spacing w:after="40" w:before="80"/>
       <w:outlineLvl w:val="4"/>
     </w:pPr>
     <w:rPr>
-      <w:rFonts w:asciiTheme="majorHAnsi" w:eastAsiaTheme="majorEastAsia" w:hAnsiTheme="majorHAnsi" w:cstheme="majorBidi"/>
-      <w:iCs/>
-      <w:color w:val="4F81BD" w:themeColor="accent1"/>
-      <w:sz w:val="24"/>
-      <w:szCs w:val="24"/>
-    </w:rPr>
-  </w:style>
-  <w:style w:type="paragraph" w:styleId="Heading6">
-    <w:name w:val="Heading 6"/>
+      <w:rFonts w:cstheme="majorBidi" w:eastAsiaTheme="majorEastAsia"/>
+      <w:color w:themeColor="accent1" w:themeShade="BF" w:val="0F4761"/>
+    </w:rPr>
+  </w:style>
+  <w:style w:styleId="Heading6" w:type="paragraph">
+    <w:name w:val="heading 6"/>
     <w:basedOn w:val="Normal"/>
     <w:next w:val="BodyText"/>
+    <w:link w:val="Heading6Char"/>
     <w:uiPriority w:val="9"/>
+    <w:semiHidden/>
     <w:unhideWhenUsed/>
     <w:qFormat/>
+    <w:rsid w:val="00A10FD9"/>
     <w:pPr>
       <w:keepNext/>
       <w:keepLines/>
-      <w:spacing w:before="200" w:after="0"/>
+      <w:spacing w:after="0" w:before="40"/>
       <w:outlineLvl w:val="5"/>
     </w:pPr>
     <w:rPr>
-      <w:rFonts w:asciiTheme="majorHAnsi" w:eastAsiaTheme="majorEastAsia" w:hAnsiTheme="majorHAnsi" w:cstheme="majorBidi"/>
-      <w:color w:val="4F81BD" w:themeColor="accent1"/>
-      <w:sz w:val="24"/>
-      <w:szCs w:val="24"/>
-    </w:rPr>
-  </w:style>
-  <w:style w:type="paragraph" w:styleId="Heading7">
-    <w:name w:val="Heading 7"/>
+      <w:rFonts w:cstheme="majorBidi" w:eastAsiaTheme="majorEastAsia"/>
+      <w:i/>
+      <w:iCs/>
+      <w:color w:themeColor="text1" w:themeTint="A6" w:val="595959"/>
+    </w:rPr>
+  </w:style>
+  <w:style w:styleId="Heading7" w:type="paragraph">
+    <w:name w:val="heading 7"/>
     <w:basedOn w:val="Normal"/>
     <w:next w:val="BodyText"/>
+    <w:link w:val="Heading7Char"/>
     <w:uiPriority w:val="9"/>
+    <w:semiHidden/>
     <w:unhideWhenUsed/>
     <w:qFormat/>
+    <w:rsid w:val="00A10FD9"/>
     <w:pPr>
       <w:keepNext/>
       <w:keepLines/>
-      <w:spacing w:before="200" w:after="0"/>
+      <w:spacing w:after="0" w:before="40"/>
       <w:outlineLvl w:val="6"/>
     </w:pPr>
     <w:rPr>
-      <w:rFonts w:asciiTheme="majorHAnsi" w:eastAsiaTheme="majorEastAsia" w:hAnsiTheme="majorHAnsi" w:cstheme="majorBidi"/>
-      <w:color w:val="4F81BD" w:themeColor="accent1"/>
-      <w:sz w:val="24"/>
-      <w:szCs w:val="24"/>
-    </w:rPr>
-  </w:style>
-  <w:style w:type="paragraph" w:styleId="Heading8">
-    <w:name w:val="Heading 8"/>
+      <w:rFonts w:cstheme="majorBidi" w:eastAsiaTheme="majorEastAsia"/>
+      <w:color w:themeColor="text1" w:themeTint="A6" w:val="595959"/>
+    </w:rPr>
+  </w:style>
+  <w:style w:styleId="Heading8" w:type="paragraph">
+    <w:name w:val="heading 8"/>
     <w:basedOn w:val="Normal"/>
     <w:next w:val="BodyText"/>
+    <w:link w:val="Heading8Char"/>
     <w:uiPriority w:val="9"/>
+    <w:semiHidden/>
     <w:unhideWhenUsed/>
     <w:qFormat/>
+    <w:rsid w:val="00A10FD9"/>
     <w:pPr>
       <w:keepNext/>
       <w:keepLines/>
-      <w:spacing w:before="200" w:after="0"/>
+      <w:spacing w:after="0"/>
       <w:outlineLvl w:val="7"/>
     </w:pPr>
     <w:rPr>
-      <w:rFonts w:asciiTheme="majorHAnsi" w:eastAsiaTheme="majorEastAsia" w:hAnsiTheme="majorHAnsi" w:cstheme="majorBidi"/>
-      <w:color w:val="4F81BD" w:themeColor="accent1"/>
-      <w:sz w:val="24"/>
-      <w:szCs w:val="24"/>
-    </w:rPr>
-  </w:style>
-  <w:style w:type="paragraph" w:styleId="Heading9">
-    <w:name w:val="Heading 9"/>
+      <w:rFonts w:cstheme="majorBidi" w:eastAsiaTheme="majorEastAsia"/>
+      <w:i/>
+      <w:iCs/>
+      <w:color w:themeColor="text1" w:themeTint="D8" w:val="272727"/>
+    </w:rPr>
+  </w:style>
+  <w:style w:styleId="Heading9" w:type="paragraph">
+    <w:name w:val="heading 9"/>
     <w:basedOn w:val="Normal"/>
     <w:next w:val="BodyText"/>
+    <w:link w:val="Heading9Char"/>
     <w:uiPriority w:val="9"/>
+    <w:semiHidden/>
     <w:unhideWhenUsed/>
     <w:qFormat/>
+    <w:rsid w:val="00A10FD9"/>
     <w:pPr>
       <w:keepNext/>
       <w:keepLines/>
-      <w:spacing w:before="200" w:after="0"/>
+      <w:spacing w:after="0"/>
       <w:outlineLvl w:val="8"/>
     </w:pPr>
     <w:rPr>
-      <w:rFonts w:asciiTheme="majorHAnsi" w:eastAsiaTheme="majorEastAsia" w:hAnsiTheme="majorHAnsi" w:cstheme="majorBidi"/>
-      <w:color w:val="4F81BD" w:themeColor="accent1"/>
-      <w:sz w:val="24"/>
-      <w:szCs w:val="24"/>
-    </w:rPr>
-  </w:style>
-  <w:style w:type="paragraph" w:styleId="BlockText">
+      <w:rFonts w:cstheme="majorBidi" w:eastAsiaTheme="majorEastAsia"/>
+      <w:color w:themeColor="text1" w:themeTint="D8" w:val="272727"/>
+    </w:rPr>
+  </w:style>
+  <w:style w:customStyle="1" w:styleId="Heading1Char" w:type="character">
+    <w:name w:val="Heading 1 Char"/>
+    <w:basedOn w:val="DefaultParagraphFont"/>
+    <w:link w:val="Heading1"/>
+    <w:uiPriority w:val="9"/>
+    <w:rsid w:val="00A10FD9"/>
+    <w:rPr>
+      <w:rFonts w:asciiTheme="majorHAnsi" w:cstheme="majorBidi" w:eastAsiaTheme="majorEastAsia" w:hAnsiTheme="majorHAnsi"/>
+      <w:color w:themeColor="accent1" w:themeShade="BF" w:val="0F4761"/>
+      <w:sz w:val="40"/>
+      <w:szCs w:val="40"/>
+    </w:rPr>
+  </w:style>
+  <w:style w:customStyle="1" w:styleId="Heading2Char" w:type="character">
+    <w:name w:val="Heading 2 Char"/>
+    <w:basedOn w:val="DefaultParagraphFont"/>
+    <w:link w:val="Heading2"/>
+    <w:uiPriority w:val="9"/>
+    <w:semiHidden/>
+    <w:rsid w:val="00A10FD9"/>
+    <w:rPr>
+      <w:rFonts w:asciiTheme="majorHAnsi" w:cstheme="majorBidi" w:eastAsiaTheme="majorEastAsia" w:hAnsiTheme="majorHAnsi"/>
+      <w:color w:themeColor="accent1" w:themeShade="BF" w:val="0F4761"/>
+      <w:sz w:val="32"/>
+      <w:szCs w:val="32"/>
+    </w:rPr>
+  </w:style>
+  <w:style w:customStyle="1" w:styleId="Heading3Char" w:type="character">
+    <w:name w:val="Heading 3 Char"/>
+    <w:basedOn w:val="DefaultParagraphFont"/>
+    <w:link w:val="Heading3"/>
+    <w:uiPriority w:val="9"/>
+    <w:semiHidden/>
+    <w:rsid w:val="00A10FD9"/>
+    <w:rPr>
+      <w:rFonts w:cstheme="majorBidi" w:eastAsiaTheme="majorEastAsia"/>
+      <w:color w:themeColor="accent1" w:themeShade="BF" w:val="0F4761"/>
+      <w:sz w:val="28"/>
+      <w:szCs w:val="28"/>
+    </w:rPr>
+  </w:style>
+  <w:style w:customStyle="1" w:styleId="Heading4Char" w:type="character">
+    <w:name w:val="Heading 4 Char"/>
+    <w:basedOn w:val="DefaultParagraphFont"/>
+    <w:link w:val="Heading4"/>
+    <w:uiPriority w:val="9"/>
+    <w:semiHidden/>
+    <w:rsid w:val="00A10FD9"/>
+    <w:rPr>
+      <w:rFonts w:cstheme="majorBidi" w:eastAsiaTheme="majorEastAsia"/>
+      <w:i/>
+      <w:iCs/>
+      <w:color w:themeColor="accent1" w:themeShade="BF" w:val="0F4761"/>
+    </w:rPr>
+  </w:style>
+  <w:style w:customStyle="1" w:styleId="Heading5Char" w:type="character">
+    <w:name w:val="Heading 5 Char"/>
+    <w:basedOn w:val="DefaultParagraphFont"/>
+    <w:link w:val="Heading5"/>
+    <w:uiPriority w:val="9"/>
+    <w:semiHidden/>
+    <w:rsid w:val="00A10FD9"/>
+    <w:rPr>
+      <w:rFonts w:cstheme="majorBidi" w:eastAsiaTheme="majorEastAsia"/>
+      <w:color w:themeColor="accent1" w:themeShade="BF" w:val="0F4761"/>
+    </w:rPr>
+  </w:style>
+  <w:style w:customStyle="1" w:styleId="Heading6Char" w:type="character">
+    <w:name w:val="Heading 6 Char"/>
+    <w:basedOn w:val="DefaultParagraphFont"/>
+    <w:link w:val="Heading6"/>
+    <w:uiPriority w:val="9"/>
+    <w:semiHidden/>
+    <w:rsid w:val="00A10FD9"/>
+    <w:rPr>
+      <w:rFonts w:cstheme="majorBidi" w:eastAsiaTheme="majorEastAsia"/>
+      <w:i/>
+      <w:iCs/>
+      <w:color w:themeColor="text1" w:themeTint="A6" w:val="595959"/>
+    </w:rPr>
+  </w:style>
+  <w:style w:customStyle="1" w:styleId="Heading7Char" w:type="character">
+    <w:name w:val="Heading 7 Char"/>
+    <w:basedOn w:val="DefaultParagraphFont"/>
+    <w:link w:val="Heading7"/>
+    <w:uiPriority w:val="9"/>
+    <w:semiHidden/>
+    <w:rsid w:val="00A10FD9"/>
+    <w:rPr>
+      <w:rFonts w:cstheme="majorBidi" w:eastAsiaTheme="majorEastAsia"/>
+      <w:color w:themeColor="text1" w:themeTint="A6" w:val="595959"/>
+    </w:rPr>
+  </w:style>
+  <w:style w:customStyle="1" w:styleId="Heading8Char" w:type="character">
+    <w:name w:val="Heading 8 Char"/>
+    <w:basedOn w:val="DefaultParagraphFont"/>
+    <w:link w:val="Heading8"/>
+    <w:uiPriority w:val="9"/>
+    <w:semiHidden/>
+    <w:rsid w:val="00A10FD9"/>
+    <w:rPr>
+      <w:rFonts w:cstheme="majorBidi" w:eastAsiaTheme="majorEastAsia"/>
+      <w:i/>
+      <w:iCs/>
+      <w:color w:themeColor="text1" w:themeTint="D8" w:val="272727"/>
+    </w:rPr>
+  </w:style>
+  <w:style w:customStyle="1" w:styleId="Heading9Char" w:type="character">
+    <w:name w:val="Heading 9 Char"/>
+    <w:basedOn w:val="DefaultParagraphFont"/>
+    <w:link w:val="Heading9"/>
+    <w:uiPriority w:val="9"/>
+    <w:semiHidden/>
+    <w:rsid w:val="00A10FD9"/>
+    <w:rPr>
+      <w:rFonts w:cstheme="majorBidi" w:eastAsiaTheme="majorEastAsia"/>
+      <w:color w:themeColor="text1" w:themeTint="D8" w:val="272727"/>
+    </w:rPr>
+  </w:style>
+  <w:style w:styleId="BlockText" w:type="paragraph">
     <w:name w:val="Block Text"/>
     <w:basedOn w:val="BodyText"/>
     <w:next w:val="BodyText"/>
@@ -4265,11 +4422,11 @@
     <w:unhideWhenUsed/>
     <w:qFormat/>
     <w:pPr>
-      <w:spacing w:before="100" w:after="100"/>
+      <w:spacing w:after="100" w:before="100"/>
       <w:ind w:firstLine="0" w:left="480" w:right="480"/>
     </w:pPr>
   </w:style>
-  <w:style w:type="paragraph" w:styleId="FootnoteText">
+  <w:style w:styleId="FootnoteText" w:type="paragraph">
     <w:name w:val="Footnote Text"/>
     <w:basedOn w:val="Normal"/>
     <w:next w:val="FootnoteText"/>
@@ -4277,28 +4434,48 @@
     <w:unhideWhenUsed/>
     <w:qFormat/>
   </w:style>
-  <w:style w:type="character" w:default="1" w:styleId="DefaultParagraphFont">
+  <w:style w:styleId="FootnoteBlockText" w:type="paragraph">
+    <w:name w:val="Footnote Block Text"/>
+    <w:basedOn w:val="FootnoteText"/>
+    <w:next w:val="FootnoteText"/>
+    <w:uiPriority w:val="9"/>
+    <w:unhideWhenUsed/>
+    <w:qFormat/>
+    <w:pPr>
+      <w:spacing w:after="100" w:before="100"/>
+      <w:ind w:firstLine="0" w:left="480" w:right="480"/>
+    </w:pPr>
+  </w:style>
+  <w:style w:default="1" w:styleId="DefaultParagraphFont" w:type="character">
     <w:name w:val="Default Paragraph Font"/>
     <w:semiHidden/>
     <w:unhideWhenUsed/>
   </w:style>
-  <w:style w:type="table" w:default="1" w:styleId="Table">
+  <w:style w:default="1" w:styleId="Table" w:type="table">
     <w:name w:val="Table"/>
     <w:basedOn w:val="TableNormal"/>
     <w:semiHidden/>
     <w:unhideWhenUsed/>
     <w:qFormat/>
     <w:tblPr>
-      <w:tblInd w:w="0" w:type="dxa"/>
+      <w:tblInd w:type="dxa" w:w="0"/>
       <w:tblCellMar>
-        <w:top w:w="0" w:type="dxa"/>
-        <w:left w:w="108" w:type="dxa"/>
-        <w:bottom w:w="0" w:type="dxa"/>
-        <w:right w:w="108" w:type="dxa"/>
+        <w:top w:type="dxa" w:w="0"/>
+        <w:left w:type="dxa" w:w="108"/>
+        <w:bottom w:type="dxa" w:w="0"/>
+        <w:right w:type="dxa" w:w="108"/>
       </w:tblCellMar>
     </w:tblPr>
-  </w:style>
-  <w:style w:type="paragraph" w:customStyle="1" w:styleId="DefinitionTerm">
+    <w:tblStylePr w:type="firstRow">
+      <w:tcPr>
+        <w:tcBorders>
+          <w:bottom w:val="single"/>
+        </w:tcBorders>
+        <w:vAlign w:val="bottom"/>
+      </w:tcPr>
+    </w:tblStylePr>
+  </w:style>
+  <w:style w:customStyle="1" w:styleId="DefinitionTerm" w:type="paragraph">
     <w:name w:val="Definition Term"/>
     <w:basedOn w:val="Normal"/>
     <w:next w:val="Definition"/>
@@ -4311,49 +4488,49 @@
       <w:b/>
     </w:rPr>
   </w:style>
-  <w:style w:type="paragraph" w:customStyle="1" w:styleId="Definition">
+  <w:style w:customStyle="1" w:styleId="Definition" w:type="paragraph">
     <w:name w:val="Definition"/>
     <w:basedOn w:val="Normal"/>
   </w:style>
-  <w:style w:type="paragraph" w:styleId="Caption">
+  <w:style w:styleId="Caption" w:type="paragraph">
     <w:name w:val="Caption"/>
     <w:basedOn w:val="Normal"/>
     <w:link w:val="BodyTextChar"/>
     <w:pPr>
-      <w:spacing w:before="0" w:after="120"/>
+      <w:spacing w:after="120" w:before="0"/>
     </w:pPr>
     <w:rPr>
       <w:i/>
     </w:rPr>
   </w:style>
-  <w:style w:type="paragraph" w:customStyle="1" w:styleId="TableCaption">
+  <w:style w:customStyle="1" w:styleId="TableCaption" w:type="paragraph">
     <w:name w:val="Table Caption"/>
     <w:basedOn w:val="Caption"/>
     <w:pPr>
       <w:keepNext/>
     </w:pPr>
   </w:style>
-  <w:style w:type="paragraph" w:customStyle="1" w:styleId="ImageCaption">
+  <w:style w:customStyle="1" w:styleId="ImageCaption" w:type="paragraph">
     <w:name w:val="Image Caption"/>
     <w:basedOn w:val="Caption"/>
   </w:style>
-  <w:style w:type="paragraph" w:customStyle="1" w:styleId="Figure">
+  <w:style w:customStyle="1" w:styleId="Figure" w:type="paragraph">
     <w:name w:val="Figure"/>
     <w:basedOn w:val="Normal"/>
   </w:style>
-  <w:style w:type="paragraph" w:customStyle="1" w:styleId="CaptionedFigure">
+  <w:style w:customStyle="1" w:styleId="CaptionedFigure" w:type="paragraph">
     <w:name w:val="Captioned Figure"/>
     <w:basedOn w:val="Figure"/>
     <w:pPr>
       <w:keepNext/>
     </w:pPr>
   </w:style>
-  <w:style w:type="character" w:customStyle="1" w:styleId="BodyTextChar">
+  <w:style w:customStyle="1" w:styleId="BodyTextChar" w:type="character">
     <w:name w:val="Body Text Char"/>
     <w:basedOn w:val="DefaultParagraphFont"/>
     <w:link w:val="BodyText"/>
   </w:style>
-  <w:style w:type="character" w:customStyle="1" w:styleId="VerbatimChar">
+  <w:style w:customStyle="1" w:styleId="VerbatimChar" w:type="character">
     <w:name w:val="Verbatim Char"/>
     <w:basedOn w:val="BodyTextChar"/>
     <w:rPr>
@@ -4361,21 +4538,25 @@
       <w:sz w:val="22"/>
     </w:rPr>
   </w:style>
-  <w:style w:type="character" w:styleId="FootnoteReference">
+  <w:style w:customStyle="1" w:styleId="SectionNumber" w:type="character">
+    <w:name w:val="Section Number"/>
+    <w:basedOn w:val="BodyTextChar"/>
+  </w:style>
+  <w:style w:styleId="FootnoteReference" w:type="character">
     <w:name w:val="Footnote Reference"/>
     <w:basedOn w:val="BodyTextChar"/>
     <w:rPr>
       <w:vertAlign w:val="superscript"/>
     </w:rPr>
   </w:style>
-  <w:style w:type="character" w:styleId="Hyperlink">
+  <w:style w:styleId="Hyperlink" w:type="character">
     <w:name w:val="Hyperlink"/>
     <w:basedOn w:val="BodyTextChar"/>
     <w:rPr>
-      <w:color w:val="4F81BD" w:themeColor="accent1"/>
-    </w:rPr>
-  </w:style>
-  <w:style w:type="paragraph" w:styleId="TOCHeading">
+      <w:color w:themeColor="accent1" w:val="4F81BD"/>
+    </w:rPr>
+  </w:style>
+  <w:style w:styleId="TOCHeading" w:type="paragraph">
     <w:name w:val="TOC Heading"/>
     <w:basedOn w:val="Heading1"/>
     <w:next w:val="BodyText"/>
@@ -4387,10 +4568,10 @@
       <w:outlineLvl w:val="9"/>
     </w:pPr>
     <w:rPr>
-      <w:rFonts w:asciiTheme="majorHAnsi" w:eastAsiaTheme="majorEastAsia" w:hAnsiTheme="majorHAnsi" w:cstheme="majorBidi"/>
+      <w:rFonts w:asciiTheme="majorHAnsi" w:cstheme="majorBidi" w:eastAsiaTheme="majorEastAsia" w:hAnsiTheme="majorHAnsi"/>
       <w:b w:val="0"/>
       <w:bCs w:val="0"/>
-      <w:color w:val="365F91" w:themeColor="accent1" w:themeShade="BF"/>
+      <w:color w:themeColor="accent1" w:themeShade="BF" w:val="365F91"/>
     </w:rPr>
   </w:style>
   <w:style w:type="paragraph" w:customStyle="1" w:styleId="SourceCode">
@@ -4405,8 +4586,8 @@
     <w:name w:val="KeywordTok"/>
     <w:basedOn w:val="VerbatimChar"/>
     <w:rPr>
+      <w:b/>
       <w:color w:val="007020"/>
-      <w:b/>
     </w:rPr>
   </w:style>
   <w:style w:type="character" w:customStyle="1" w:styleId="DataTypeTok">
@@ -4482,40 +4663,43 @@
   <w:style w:type="character" w:customStyle="1" w:styleId="ImportTok">
     <w:name w:val="ImportTok"/>
     <w:basedOn w:val="VerbatimChar"/>
-    <w:rPr/>
+    <w:rPr>
+      <w:b/>
+      <w:color w:val="008000"/>
+    </w:rPr>
   </w:style>
   <w:style w:type="character" w:customStyle="1" w:styleId="CommentTok">
     <w:name w:val="CommentTok"/>
     <w:basedOn w:val="VerbatimChar"/>
     <w:rPr>
+      <w:i/>
       <w:color w:val="60a0b0"/>
-      <w:i/>
     </w:rPr>
   </w:style>
   <w:style w:type="character" w:customStyle="1" w:styleId="DocumentationTok">
     <w:name w:val="DocumentationTok"/>
     <w:basedOn w:val="VerbatimChar"/>
     <w:rPr>
+      <w:i/>
       <w:color w:val="ba2121"/>
-      <w:i/>
     </w:rPr>
   </w:style>
   <w:style w:type="character" w:customStyle="1" w:styleId="AnnotationTok">
     <w:name w:val="AnnotationTok"/>
     <w:basedOn w:val="VerbatimChar"/>
     <w:rPr>
-      <w:color w:val="60a0b0"/>
       <w:b/>
       <w:i/>
+      <w:color w:val="60a0b0"/>
     </w:rPr>
   </w:style>
   <w:style w:type="character" w:customStyle="1" w:styleId="CommentVarTok">
     <w:name w:val="CommentVarTok"/>
     <w:basedOn w:val="VerbatimChar"/>
     <w:rPr>
-      <w:color w:val="60a0b0"/>
       <w:b/>
       <w:i/>
+      <w:color w:val="60a0b0"/>
     </w:rPr>
   </w:style>
   <w:style w:type="character" w:customStyle="1" w:styleId="OtherTok">
@@ -4543,8 +4727,8 @@
     <w:name w:val="ControlFlowTok"/>
     <w:basedOn w:val="VerbatimChar"/>
     <w:rPr>
+      <w:b/>
       <w:color w:val="007020"/>
-      <w:b/>
     </w:rPr>
   </w:style>
   <w:style w:type="character" w:customStyle="1" w:styleId="OperatorTok">
@@ -4557,7 +4741,9 @@
   <w:style w:type="character" w:customStyle="1" w:styleId="BuiltInTok">
     <w:name w:val="BuiltInTok"/>
     <w:basedOn w:val="VerbatimChar"/>
-    <w:rPr/>
+    <w:rPr>
+      <w:color w:val="008000"/>
+    </w:rPr>
   </w:style>
   <w:style w:type="character" w:customStyle="1" w:styleId="ExtensionTok">
     <w:name w:val="ExtensionTok"/>
@@ -4587,34 +4773,34 @@
     <w:name w:val="InformationTok"/>
     <w:basedOn w:val="VerbatimChar"/>
     <w:rPr>
-      <w:color w:val="60a0b0"/>
       <w:b/>
       <w:i/>
+      <w:color w:val="60a0b0"/>
     </w:rPr>
   </w:style>
   <w:style w:type="character" w:customStyle="1" w:styleId="WarningTok">
     <w:name w:val="WarningTok"/>
     <w:basedOn w:val="VerbatimChar"/>
     <w:rPr>
-      <w:color w:val="60a0b0"/>
       <w:b/>
       <w:i/>
+      <w:color w:val="60a0b0"/>
     </w:rPr>
   </w:style>
   <w:style w:type="character" w:customStyle="1" w:styleId="AlertTok">
     <w:name w:val="AlertTok"/>
     <w:basedOn w:val="VerbatimChar"/>
     <w:rPr>
+      <w:b/>
       <w:color w:val="ff0000"/>
-      <w:b/>
     </w:rPr>
   </w:style>
   <w:style w:type="character" w:customStyle="1" w:styleId="ErrorTok">
     <w:name w:val="ErrorTok"/>
     <w:basedOn w:val="VerbatimChar"/>
     <w:rPr>
+      <w:b/>
       <w:color w:val="ff0000"/>
-      <w:b/>
     </w:rPr>
   </w:style>
   <w:style w:type="character" w:customStyle="1" w:styleId="NormalTok">
@@ -4636,44 +4822,44 @@
         <a:sysClr val="window" lastClr="FFFFFF"/>
       </a:lt1>
       <a:dk2>
-        <a:srgbClr val="1F497D"/>
+        <a:srgbClr val="0E2841"/>
       </a:dk2>
       <a:lt2>
-        <a:srgbClr val="EEECE1"/>
+        <a:srgbClr val="E8E8E8"/>
       </a:lt2>
       <a:accent1>
-        <a:srgbClr val="4F81BD"/>
+        <a:srgbClr val="156082"/>
       </a:accent1>
       <a:accent2>
-        <a:srgbClr val="C0504D"/>
+        <a:srgbClr val="E97132"/>
       </a:accent2>
       <a:accent3>
-        <a:srgbClr val="9BBB59"/>
+        <a:srgbClr val="196B24"/>
       </a:accent3>
       <a:accent4>
-        <a:srgbClr val="8064A2"/>
+        <a:srgbClr val="0F9ED5"/>
       </a:accent4>
       <a:accent5>
-        <a:srgbClr val="4BACC6"/>
+        <a:srgbClr val="A02B93"/>
       </a:accent5>
       <a:accent6>
-        <a:srgbClr val="F79646"/>
+        <a:srgbClr val="4EA72E"/>
       </a:accent6>
       <a:hlink>
-        <a:srgbClr val="0000FF"/>
+        <a:srgbClr val="467886"/>
       </a:hlink>
       <a:folHlink>
-        <a:srgbClr val="800080"/>
+        <a:srgbClr val="96607D"/>
       </a:folHlink>
     </a:clrScheme>
     <a:fontScheme name="Office">
       <a:majorFont>
-        <a:latin typeface="Calibri"/>
+        <a:latin typeface="Aptos Display" panose="02110004020202020204"/>
         <a:ea typeface=""/>
         <a:cs typeface=""/>
-        <a:font script="Jpan" typeface="ＭＳ ゴシック"/>
+        <a:font script="Jpan" typeface="游ゴシック Light"/>
         <a:font script="Hang" typeface="맑은 고딕"/>
-        <a:font script="Hans" typeface="宋体"/>
+        <a:font script="Hans" typeface="等线 Light"/>
         <a:font script="Hant" typeface="新細明體"/>
         <a:font script="Arab" typeface="Times New Roman"/>
         <a:font script="Hebr" typeface="Times New Roman"/>
@@ -4700,14 +4886,32 @@
         <a:font script="Mong" typeface="Mongolian Baiti"/>
         <a:font script="Viet" typeface="Times New Roman"/>
         <a:font script="Uigh" typeface="Microsoft Uighur"/>
+        <a:font script="Geor" typeface="Sylfaen"/>
+        <a:font script="Armn" typeface="Arial"/>
+        <a:font script="Bugi" typeface="Leelawadee UI"/>
+        <a:font script="Bopo" typeface="Microsoft JhengHei"/>
+        <a:font script="Java" typeface="Javanese Text"/>
+        <a:font script="Lisu" typeface="Segoe UI"/>
+        <a:font script="Mymr" typeface="Myanmar Text"/>
+        <a:font script="Nkoo" typeface="Ebrima"/>
+        <a:font script="Olck" typeface="Nirmala UI"/>
+        <a:font script="Osma" typeface="Ebrima"/>
+        <a:font script="Phag" typeface="Phagspa"/>
+        <a:font script="Syrn" typeface="Estrangelo Edessa"/>
+        <a:font script="Syrj" typeface="Estrangelo Edessa"/>
+        <a:font script="Syre" typeface="Estrangelo Edessa"/>
+        <a:font script="Sora" typeface="Nirmala UI"/>
+        <a:font script="Tale" typeface="Microsoft Tai Le"/>
+        <a:font script="Talu" typeface="Microsoft New Tai Lue"/>
+        <a:font script="Tfng" typeface="Ebrima"/>
       </a:majorFont>
       <a:minorFont>
-        <a:latin typeface="Cambria"/>
+        <a:latin typeface="Aptos" panose="02110004020202020204"/>
         <a:ea typeface=""/>
         <a:cs typeface=""/>
-        <a:font script="Jpan" typeface="ＭＳ 明朝"/>
+        <a:font script="Jpan" typeface="游明朝"/>
         <a:font script="Hang" typeface="맑은 고딕"/>
-        <a:font script="Hans" typeface="宋体"/>
+        <a:font script="Hans" typeface="等线"/>
         <a:font script="Hant" typeface="新細明體"/>
         <a:font script="Arab" typeface="Arial"/>
         <a:font script="Hebr" typeface="Arial"/>
@@ -4734,6 +4938,24 @@
         <a:font script="Mong" typeface="Mongolian Baiti"/>
         <a:font script="Viet" typeface="Arial"/>
         <a:font script="Uigh" typeface="Microsoft Uighur"/>
+        <a:font script="Geor" typeface="Sylfaen"/>
+        <a:font script="Armn" typeface="Arial"/>
+        <a:font script="Bugi" typeface="Leelawadee UI"/>
+        <a:font script="Bopo" typeface="Microsoft JhengHei"/>
+        <a:font script="Java" typeface="Javanese Text"/>
+        <a:font script="Lisu" typeface="Segoe UI"/>
+        <a:font script="Mymr" typeface="Myanmar Text"/>
+        <a:font script="Nkoo" typeface="Ebrima"/>
+        <a:font script="Olck" typeface="Nirmala UI"/>
+        <a:font script="Osma" typeface="Ebrima"/>
+        <a:font script="Phag" typeface="Phagspa"/>
+        <a:font script="Syrn" typeface="Estrangelo Edessa"/>
+        <a:font script="Syrj" typeface="Estrangelo Edessa"/>
+        <a:font script="Syre" typeface="Estrangelo Edessa"/>
+        <a:font script="Sora" typeface="Nirmala UI"/>
+        <a:font script="Tale" typeface="Microsoft Tai Le"/>
+        <a:font script="Talu" typeface="Microsoft New Tai Lue"/>
+        <a:font script="Tfng" typeface="Ebrima"/>
       </a:minorFont>
     </a:fontScheme>
     <a:fmtScheme name="Office">
@@ -4745,200 +4967,141 @@
           <a:gsLst>
             <a:gs pos="0">
               <a:schemeClr val="phClr">
-                <a:tint val="50000"/>
-                <a:satMod val="300000"/>
+                <a:lumMod val="110000"/>
+                <a:satMod val="105000"/>
+                <a:tint val="67000"/>
               </a:schemeClr>
             </a:gs>
-            <a:gs pos="35000">
+            <a:gs pos="50000">
               <a:schemeClr val="phClr">
-                <a:tint val="37000"/>
-                <a:satMod val="300000"/>
+                <a:lumMod val="105000"/>
+                <a:satMod val="103000"/>
+                <a:tint val="73000"/>
               </a:schemeClr>
             </a:gs>
             <a:gs pos="100000">
               <a:schemeClr val="phClr">
-                <a:tint val="15000"/>
-                <a:satMod val="350000"/>
+                <a:lumMod val="105000"/>
+                <a:satMod val="109000"/>
+                <a:tint val="81000"/>
               </a:schemeClr>
             </a:gs>
           </a:gsLst>
-          <a:lin ang="16200000" scaled="1"/>
+          <a:lin ang="5400000" scaled="0"/>
         </a:gradFill>
         <a:gradFill rotWithShape="1">
           <a:gsLst>
             <a:gs pos="0">
               <a:schemeClr val="phClr">
-                <a:tint val="100000"/>
+                <a:satMod val="103000"/>
+                <a:lumMod val="102000"/>
+                <a:tint val="94000"/>
+              </a:schemeClr>
+            </a:gs>
+            <a:gs pos="50000">
+              <a:schemeClr val="phClr">
+                <a:satMod val="110000"/>
+                <a:lumMod val="100000"/>
                 <a:shade val="100000"/>
-                <a:satMod val="130000"/>
               </a:schemeClr>
             </a:gs>
             <a:gs pos="100000">
               <a:schemeClr val="phClr">
-                <a:tint val="50000"/>
-                <a:shade val="100000"/>
-                <a:satMod val="350000"/>
+                <a:lumMod val="99000"/>
+                <a:satMod val="120000"/>
+                <a:shade val="78000"/>
               </a:schemeClr>
             </a:gs>
           </a:gsLst>
-          <a:lin ang="16200000" scaled="0"/>
+          <a:lin ang="5400000" scaled="0"/>
         </a:gradFill>
       </a:fillStyleLst>
       <a:lnStyleLst>
-        <a:ln w="9525" cap="flat" cmpd="sng" algn="ctr">
-          <a:solidFill>
-            <a:schemeClr val="phClr">
-              <a:shade val="95000"/>
-              <a:satMod val="105000"/>
-            </a:schemeClr>
-          </a:solidFill>
-          <a:prstDash val="solid"/>
-        </a:ln>
-        <a:ln w="25400" cap="flat" cmpd="sng" algn="ctr">
+        <a:ln w="6350" cap="flat" cmpd="sng" algn="ctr">
           <a:solidFill>
             <a:schemeClr val="phClr"/>
           </a:solidFill>
           <a:prstDash val="solid"/>
+          <a:miter lim="800000"/>
         </a:ln>
-        <a:ln w="38100" cap="flat" cmpd="sng" algn="ctr">
+        <a:ln w="12700" cap="flat" cmpd="sng" algn="ctr">
           <a:solidFill>
             <a:schemeClr val="phClr"/>
           </a:solidFill>
           <a:prstDash val="solid"/>
+          <a:miter lim="800000"/>
+        </a:ln>
+        <a:ln w="19050" cap="flat" cmpd="sng" algn="ctr">
+          <a:solidFill>
+            <a:schemeClr val="phClr"/>
+          </a:solidFill>
+          <a:prstDash val="solid"/>
+          <a:miter lim="800000"/>
         </a:ln>
       </a:lnStyleLst>
       <a:effectStyleLst>
         <a:effectStyle>
+          <a:effectLst/>
+        </a:effectStyle>
+        <a:effectStyle>
+          <a:effectLst/>
+        </a:effectStyle>
+        <a:effectStyle>
           <a:effectLst>
-            <a:outerShdw blurRad="40000" dist="20000" dir="5400000" rotWithShape="0">
+            <a:outerShdw blurRad="57150" dist="19050" dir="5400000" algn="ctr" rotWithShape="0">
               <a:srgbClr val="000000">
-                <a:alpha val="38000"/>
+                <a:alpha val="63000"/>
               </a:srgbClr>
             </a:outerShdw>
           </a:effectLst>
-        </a:effectStyle>
-        <a:effectStyle>
-          <a:effectLst>
-            <a:outerShdw blurRad="40000" dist="23000" dir="5400000" rotWithShape="0">
-              <a:srgbClr val="000000">
-                <a:alpha val="35000"/>
-              </a:srgbClr>
-            </a:outerShdw>
-          </a:effectLst>
-        </a:effectStyle>
-        <a:effectStyle>
-          <a:effectLst>
-            <a:outerShdw blurRad="40000" dist="23000" dir="5400000" rotWithShape="0">
-              <a:srgbClr val="000000">
-                <a:alpha val="35000"/>
-              </a:srgbClr>
-            </a:outerShdw>
-          </a:effectLst>
-          <a:scene3d>
-            <a:camera prst="orthographicFront">
-              <a:rot lat="0" lon="0" rev="0"/>
-            </a:camera>
-            <a:lightRig rig="threePt" dir="t">
-              <a:rot lat="0" lon="0" rev="1200000"/>
-            </a:lightRig>
-          </a:scene3d>
-          <a:sp3d>
-            <a:bevelT w="63500" h="25400"/>
-          </a:sp3d>
         </a:effectStyle>
       </a:effectStyleLst>
       <a:bgFillStyleLst>
         <a:solidFill>
           <a:schemeClr val="phClr"/>
         </a:solidFill>
+        <a:solidFill>
+          <a:schemeClr val="phClr">
+            <a:tint val="95000"/>
+            <a:satMod val="170000"/>
+          </a:schemeClr>
+        </a:solidFill>
         <a:gradFill rotWithShape="1">
           <a:gsLst>
             <a:gs pos="0">
               <a:schemeClr val="phClr">
-                <a:tint val="40000"/>
-                <a:satMod val="350000"/>
+                <a:tint val="93000"/>
+                <a:satMod val="150000"/>
+                <a:shade val="98000"/>
+                <a:lumMod val="102000"/>
               </a:schemeClr>
             </a:gs>
-            <a:gs pos="40000">
+            <a:gs pos="50000">
               <a:schemeClr val="phClr">
-                <a:tint val="45000"/>
-                <a:shade val="99000"/>
-                <a:satMod val="350000"/>
+                <a:tint val="98000"/>
+                <a:satMod val="130000"/>
+                <a:shade val="90000"/>
+                <a:lumMod val="103000"/>
               </a:schemeClr>
             </a:gs>
             <a:gs pos="100000">
               <a:schemeClr val="phClr">
-                <a:shade val="20000"/>
-                <a:satMod val="255000"/>
+                <a:shade val="63000"/>
+                <a:satMod val="120000"/>
               </a:schemeClr>
             </a:gs>
           </a:gsLst>
-          <a:path path="circle">
-            <a:fillToRect l="50000" t="-80000" r="50000" b="180000"/>
-          </a:path>
-        </a:gradFill>
-        <a:gradFill rotWithShape="1">
-          <a:gsLst>
-            <a:gs pos="0">
-              <a:schemeClr val="phClr">
-                <a:tint val="80000"/>
-                <a:satMod val="300000"/>
-              </a:schemeClr>
-            </a:gs>
-            <a:gs pos="100000">
-              <a:schemeClr val="phClr">
-                <a:shade val="30000"/>
-                <a:satMod val="200000"/>
-              </a:schemeClr>
-            </a:gs>
-          </a:gsLst>
-          <a:path path="circle">
-            <a:fillToRect l="50000" t="50000" r="50000" b="50000"/>
-          </a:path>
+          <a:lin ang="5400000" scaled="0"/>
         </a:gradFill>
       </a:bgFillStyleLst>
     </a:fmtScheme>
   </a:themeElements>
-  <a:objectDefaults>
-    <a:spDef>
-      <a:spPr/>
-      <a:bodyPr/>
-      <a:lstStyle/>
-      <a:style>
-        <a:lnRef idx="1">
-          <a:schemeClr val="accent1"/>
-        </a:lnRef>
-        <a:fillRef idx="3">
-          <a:schemeClr val="accent1"/>
-        </a:fillRef>
-        <a:effectRef idx="2">
-          <a:schemeClr val="accent1"/>
-        </a:effectRef>
-        <a:fontRef idx="minor">
-          <a:schemeClr val="lt1"/>
-        </a:fontRef>
-      </a:style>
-    </a:spDef>
-    <a:lnDef>
-      <a:spPr/>
-      <a:bodyPr/>
-      <a:lstStyle/>
-      <a:style>
-        <a:lnRef idx="2">
-          <a:schemeClr val="accent1"/>
-        </a:lnRef>
-        <a:fillRef idx="0">
-          <a:schemeClr val="accent1"/>
-        </a:fillRef>
-        <a:effectRef idx="1">
-          <a:schemeClr val="accent1"/>
-        </a:effectRef>
-        <a:fontRef idx="minor">
-          <a:schemeClr val="tx1"/>
-        </a:fontRef>
-      </a:style>
-    </a:lnDef>
-  </a:objectDefaults>
+  <a:objectDefaults/>
   <a:extraClrSchemeLst/>
+  <a:extLst>
+    <a:ext uri="{05A4C25C-085E-4340-85A3-A5531E510DB2}">
+      <thm15:themeFamily xmlns:thm15="http://schemas.microsoft.com/office/thememl/2012/main" name="Office Theme" id="{2E142A2C-CD16-42D6-873A-C26D2A0506FA}" vid="{1BDDFF52-6CD6-40A5-AB3C-68EB2F1E4D0A}"/>
+    </a:ext>
+  </a:extLst>
 </a:theme>
 </file>